--- a/teaching/ECOL592-007-Species_Listing/resources/Ecol 592_In Class Activity_Sept30.docx
+++ b/teaching/ECOL592-007-Species_Listing/resources/Ecol 592_In Class Activity_Sept30.docx
@@ -5,274 +5,499 @@
     <w:p>
       <w:pPr>
         <w:pStyle w:val="Title"/>
+        <w:spacing w:after="0" w:line="276" w:lineRule="auto"/>
         <w:jc w:val="center"/>
         <w:rPr>
           <w:rFonts w:ascii="Aptos" w:hAnsi="Aptos" w:cs="Times New Roman"/>
-          <w:sz w:val="36"/>
-          <w:szCs w:val="36"/>
-        </w:rPr>
-      </w:pPr>
-      <w:r>
-        <w:rPr>
-          <w:rFonts w:ascii="Aptos" w:hAnsi="Aptos" w:cs="Times New Roman"/>
-          <w:sz w:val="36"/>
-          <w:szCs w:val="36"/>
-        </w:rPr>
-        <w:t>The Science and Policy of Species Conservation</w:t>
-      </w:r>
-    </w:p>
-    <w:p>
-      <w:pPr>
-        <w:pStyle w:val="Subtitle"/>
-        <w:spacing w:line="240" w:lineRule="auto"/>
-        <w:jc w:val="center"/>
-        <w:rPr>
-          <w:rFonts w:cs="Times New Roman"/>
-        </w:rPr>
-      </w:pPr>
-      <w:r>
-        <w:rPr>
-          <w:rFonts w:cs="Times New Roman"/>
-        </w:rPr>
-        <w:t>In</w:t>
-      </w:r>
-      <w:r>
-        <w:rPr>
-          <w:rFonts w:cs="Times New Roman"/>
-        </w:rPr>
-        <w:t>-</w:t>
-      </w:r>
-      <w:r>
-        <w:rPr>
-          <w:rFonts w:cs="Times New Roman"/>
-        </w:rPr>
-        <w:t>class activity</w:t>
-      </w:r>
-      <w:r>
-        <w:rPr>
-          <w:rFonts w:cs="Times New Roman"/>
-        </w:rPr>
-        <w:t>:</w:t>
-      </w:r>
-      <w:r>
-        <w:rPr>
-          <w:rFonts w:cs="Times New Roman"/>
-        </w:rPr>
-        <w:t xml:space="preserve"> California Fish and Game Commission</w:t>
-      </w:r>
-    </w:p>
-    <w:p>
-      <w:pPr>
-        <w:spacing w:line="240" w:lineRule="auto"/>
-        <w:rPr>
-          <w:rFonts w:cs="Times New Roman"/>
-        </w:rPr>
-      </w:pPr>
-      <w:r>
-        <w:rPr>
-          <w:rFonts w:cs="Times New Roman"/>
-        </w:rPr>
-        <w:t xml:space="preserve">Today’s goal is to understand how the California Fish and Game Commission makes conservation decisions, who participates, and where scientific evidence enters. This will prepare us for our conversation with Commissioner Erika </w:t>
-      </w:r>
-      <w:proofErr w:type="spellStart"/>
-      <w:r>
-        <w:rPr>
-          <w:rFonts w:cs="Times New Roman"/>
-        </w:rPr>
-        <w:t>Zavaleta</w:t>
-      </w:r>
-      <w:proofErr w:type="spellEnd"/>
-      <w:r>
-        <w:rPr>
-          <w:rFonts w:cs="Times New Roman"/>
-        </w:rPr>
-        <w:t xml:space="preserve"> next week.</w:t>
-      </w:r>
-      <w:r>
-        <w:rPr>
-          <w:rFonts w:cs="Times New Roman"/>
-        </w:rPr>
-        <w:t xml:space="preserve">  Work in groups and u</w:t>
-      </w:r>
-      <w:r>
-        <w:rPr>
-          <w:rFonts w:cs="Times New Roman"/>
-        </w:rPr>
-        <w:t>se the Commission website and the links below</w:t>
-      </w:r>
-      <w:r>
-        <w:rPr>
-          <w:rFonts w:cs="Times New Roman"/>
-        </w:rPr>
-        <w:t xml:space="preserve"> to answer the following questions</w:t>
-      </w:r>
-      <w:r>
-        <w:rPr>
-          <w:rFonts w:cs="Times New Roman"/>
-        </w:rPr>
-        <w:t>. Explain your findings in your own words, then give the class a report of no more than three minutes. Focus on the questions that will help us understand the process, rather than listing everything on the website.</w:t>
-      </w:r>
-    </w:p>
-    <w:p>
-      <w:pPr>
-        <w:pStyle w:val="Heading2"/>
-        <w:spacing w:line="240" w:lineRule="auto"/>
-        <w:rPr>
-          <w:rFonts w:ascii="Aptos" w:hAnsi="Aptos" w:cs="Times New Roman"/>
-          <w:b/>
-          <w:bCs/>
+          <w:b/>
+          <w:bCs/>
+          <w:color w:val="000000" w:themeColor="text1"/>
+          <w:spacing w:val="0"/>
           <w:sz w:val="24"/>
           <w:szCs w:val="24"/>
-        </w:rPr>
-      </w:pPr>
-    </w:p>
-    <w:p>
-      <w:pPr>
-        <w:pStyle w:val="Heading2"/>
-        <w:spacing w:line="240" w:lineRule="auto"/>
+          <w14:ligatures w14:val="none"/>
+        </w:rPr>
+      </w:pPr>
+      <w:r>
         <w:rPr>
           <w:rFonts w:ascii="Aptos" w:hAnsi="Aptos" w:cs="Times New Roman"/>
           <w:b/>
           <w:bCs/>
+          <w:color w:val="000000" w:themeColor="text1"/>
+          <w:spacing w:val="0"/>
           <w:sz w:val="24"/>
           <w:szCs w:val="24"/>
-        </w:rPr>
-      </w:pPr>
+          <w14:ligatures w14:val="none"/>
+        </w:rPr>
+        <w:t xml:space="preserve">ECOL 592: </w:t>
+      </w:r>
       <w:r>
         <w:rPr>
           <w:rFonts w:ascii="Aptos" w:hAnsi="Aptos" w:cs="Times New Roman"/>
           <w:b/>
           <w:bCs/>
+          <w:color w:val="000000" w:themeColor="text1"/>
+          <w:spacing w:val="0"/>
           <w:sz w:val="24"/>
           <w:szCs w:val="24"/>
-        </w:rPr>
-        <w:t>Group 1</w:t>
-      </w:r>
-      <w:r>
-        <w:rPr>
-          <w:rFonts w:ascii="Aptos" w:hAnsi="Aptos" w:cs="Times New Roman"/>
-          <w:b/>
-          <w:bCs/>
+          <w14:ligatures w14:val="none"/>
+        </w:rPr>
+        <w:t>The Science and Policy of Species Conservation</w:t>
+      </w:r>
+    </w:p>
+    <w:p>
+      <w:pPr>
+        <w:pStyle w:val="Subtitle"/>
+        <w:spacing w:after="0" w:line="276" w:lineRule="auto"/>
+        <w:jc w:val="center"/>
+        <w:rPr>
+          <w:rFonts w:cs="Times New Roman"/>
+          <w:b/>
+          <w:bCs/>
+          <w:color w:val="000000" w:themeColor="text1"/>
+          <w:spacing w:val="0"/>
           <w:sz w:val="24"/>
           <w:szCs w:val="24"/>
-        </w:rPr>
-        <w:t>:</w:t>
-      </w:r>
-      <w:r>
-        <w:rPr>
-          <w:rFonts w:ascii="Aptos" w:hAnsi="Aptos" w:cs="Times New Roman"/>
-          <w:b/>
-          <w:bCs/>
+          <w14:ligatures w14:val="none"/>
+        </w:rPr>
+      </w:pPr>
+      <w:r>
+        <w:rPr>
+          <w:rFonts w:cs="Times New Roman"/>
+          <w:b/>
+          <w:bCs/>
+          <w:color w:val="000000" w:themeColor="text1"/>
+          <w:spacing w:val="0"/>
           <w:sz w:val="24"/>
           <w:szCs w:val="24"/>
-        </w:rPr>
-        <w:t xml:space="preserve"> </w:t>
-      </w:r>
-      <w:r>
-        <w:rPr>
-          <w:rFonts w:ascii="Aptos" w:hAnsi="Aptos" w:cs="Times New Roman"/>
-          <w:b/>
-          <w:bCs/>
+          <w14:ligatures w14:val="none"/>
+        </w:rPr>
+        <w:t>In</w:t>
+      </w:r>
+      <w:r>
+        <w:rPr>
+          <w:rFonts w:cs="Times New Roman"/>
+          <w:b/>
+          <w:bCs/>
+          <w:color w:val="000000" w:themeColor="text1"/>
+          <w:spacing w:val="0"/>
           <w:sz w:val="24"/>
           <w:szCs w:val="24"/>
+          <w14:ligatures w14:val="none"/>
+        </w:rPr>
+        <w:t>-</w:t>
+      </w:r>
+      <w:r>
+        <w:rPr>
+          <w:rFonts w:cs="Times New Roman"/>
+          <w:b/>
+          <w:bCs/>
+          <w:color w:val="000000" w:themeColor="text1"/>
+          <w:spacing w:val="0"/>
+          <w:sz w:val="24"/>
+          <w:szCs w:val="24"/>
+          <w14:ligatures w14:val="none"/>
+        </w:rPr>
+        <w:t>class activity</w:t>
+      </w:r>
+      <w:r>
+        <w:rPr>
+          <w:rFonts w:cs="Times New Roman"/>
+          <w:b/>
+          <w:bCs/>
+          <w:color w:val="000000" w:themeColor="text1"/>
+          <w:spacing w:val="0"/>
+          <w:sz w:val="24"/>
+          <w:szCs w:val="24"/>
+          <w14:ligatures w14:val="none"/>
+        </w:rPr>
+        <w:t>:</w:t>
+      </w:r>
+      <w:r>
+        <w:rPr>
+          <w:rFonts w:cs="Times New Roman"/>
+          <w:b/>
+          <w:bCs/>
+          <w:color w:val="000000" w:themeColor="text1"/>
+          <w:spacing w:val="0"/>
+          <w:sz w:val="24"/>
+          <w:szCs w:val="24"/>
+          <w14:ligatures w14:val="none"/>
+        </w:rPr>
+        <w:t xml:space="preserve"> California Fish and Game Commission</w:t>
+      </w:r>
+    </w:p>
+    <w:p/>
+    <w:p>
+      <w:pPr>
+        <w:spacing w:after="0" w:line="276" w:lineRule="auto"/>
+        <w:rPr>
+          <w:rFonts w:asciiTheme="minorHAnsi" w:hAnsiTheme="minorHAnsi" w:cs="Times New Roman"/>
+          <w:color w:val="000000" w:themeColor="text1"/>
+          <w:sz w:val="22"/>
+          <w:szCs w:val="22"/>
+        </w:rPr>
+      </w:pPr>
+      <w:r>
+        <w:rPr>
+          <w:rFonts w:asciiTheme="minorHAnsi" w:hAnsiTheme="minorHAnsi" w:cs="Times New Roman"/>
+          <w:color w:val="000000" w:themeColor="text1"/>
+          <w:sz w:val="22"/>
+          <w:szCs w:val="22"/>
+        </w:rPr>
+        <w:t xml:space="preserve">Today’s goal is to understand how the California Fish and Game Commission makes conservation decisions, who participates, and where scientific evidence enters. This will prepare us for our conversation with Commissioner Erika </w:t>
+      </w:r>
+      <w:proofErr w:type="spellStart"/>
+      <w:r>
+        <w:rPr>
+          <w:rFonts w:asciiTheme="minorHAnsi" w:hAnsiTheme="minorHAnsi" w:cs="Times New Roman"/>
+          <w:color w:val="000000" w:themeColor="text1"/>
+          <w:sz w:val="22"/>
+          <w:szCs w:val="22"/>
+        </w:rPr>
+        <w:t>Zavaleta</w:t>
+      </w:r>
+      <w:proofErr w:type="spellEnd"/>
+      <w:r>
+        <w:rPr>
+          <w:rFonts w:asciiTheme="minorHAnsi" w:hAnsiTheme="minorHAnsi" w:cs="Times New Roman"/>
+          <w:color w:val="000000" w:themeColor="text1"/>
+          <w:sz w:val="22"/>
+          <w:szCs w:val="22"/>
+        </w:rPr>
+        <w:t xml:space="preserve"> next week.</w:t>
+      </w:r>
+      <w:r>
+        <w:rPr>
+          <w:rFonts w:asciiTheme="minorHAnsi" w:hAnsiTheme="minorHAnsi" w:cs="Times New Roman"/>
+          <w:color w:val="000000" w:themeColor="text1"/>
+          <w:sz w:val="22"/>
+          <w:szCs w:val="22"/>
+        </w:rPr>
+        <w:t xml:space="preserve">  Work in groups and u</w:t>
+      </w:r>
+      <w:r>
+        <w:rPr>
+          <w:rFonts w:asciiTheme="minorHAnsi" w:hAnsiTheme="minorHAnsi" w:cs="Times New Roman"/>
+          <w:color w:val="000000" w:themeColor="text1"/>
+          <w:sz w:val="22"/>
+          <w:szCs w:val="22"/>
+        </w:rPr>
+        <w:t>se the Commission website and the links below</w:t>
+      </w:r>
+      <w:r>
+        <w:rPr>
+          <w:rFonts w:asciiTheme="minorHAnsi" w:hAnsiTheme="minorHAnsi" w:cs="Times New Roman"/>
+          <w:color w:val="000000" w:themeColor="text1"/>
+          <w:sz w:val="22"/>
+          <w:szCs w:val="22"/>
+        </w:rPr>
+        <w:t xml:space="preserve"> to answer the following questions</w:t>
+      </w:r>
+      <w:r>
+        <w:rPr>
+          <w:rFonts w:asciiTheme="minorHAnsi" w:hAnsiTheme="minorHAnsi" w:cs="Times New Roman"/>
+          <w:color w:val="000000" w:themeColor="text1"/>
+          <w:sz w:val="22"/>
+          <w:szCs w:val="22"/>
+        </w:rPr>
+        <w:t>. Explain your findings in your own words, then give the class a report of no more than three minutes. Focus on the questions that will help us understand the process, rather than listing everything on the website.</w:t>
+      </w:r>
+    </w:p>
+    <w:p>
+      <w:pPr>
+        <w:spacing w:after="0" w:line="276" w:lineRule="auto"/>
+        <w:rPr>
+          <w:rFonts w:asciiTheme="minorHAnsi" w:hAnsiTheme="minorHAnsi" w:cs="Times New Roman"/>
+          <w:color w:val="000000" w:themeColor="text1"/>
+          <w:sz w:val="22"/>
+          <w:szCs w:val="22"/>
+        </w:rPr>
+      </w:pPr>
+    </w:p>
+    <w:p>
+      <w:pPr>
+        <w:pStyle w:val="Heading2"/>
+        <w:spacing w:before="0" w:after="0" w:line="276" w:lineRule="auto"/>
+        <w:rPr>
+          <w:rFonts w:asciiTheme="minorHAnsi" w:hAnsiTheme="minorHAnsi" w:cs="Times New Roman"/>
+          <w:b/>
+          <w:bCs/>
+          <w:color w:val="000000" w:themeColor="text1"/>
+          <w:sz w:val="22"/>
+          <w:szCs w:val="22"/>
+        </w:rPr>
+      </w:pPr>
+      <w:r>
+        <w:rPr>
+          <w:rFonts w:asciiTheme="minorHAnsi" w:hAnsiTheme="minorHAnsi" w:cs="Times New Roman"/>
+          <w:b/>
+          <w:bCs/>
+          <w:color w:val="000000" w:themeColor="text1"/>
+          <w:sz w:val="22"/>
+          <w:szCs w:val="22"/>
+        </w:rPr>
+        <w:t>Group 1</w:t>
+      </w:r>
+      <w:r>
+        <w:rPr>
+          <w:rFonts w:asciiTheme="minorHAnsi" w:hAnsiTheme="minorHAnsi" w:cs="Times New Roman"/>
+          <w:b/>
+          <w:bCs/>
+          <w:color w:val="000000" w:themeColor="text1"/>
+          <w:sz w:val="22"/>
+          <w:szCs w:val="22"/>
+        </w:rPr>
+        <w:t>:</w:t>
+      </w:r>
+      <w:r>
+        <w:rPr>
+          <w:rFonts w:asciiTheme="minorHAnsi" w:hAnsiTheme="minorHAnsi" w:cs="Times New Roman"/>
+          <w:b/>
+          <w:bCs/>
+          <w:color w:val="000000" w:themeColor="text1"/>
+          <w:sz w:val="22"/>
+          <w:szCs w:val="22"/>
+        </w:rPr>
+        <w:t xml:space="preserve"> </w:t>
+      </w:r>
+      <w:r>
+        <w:rPr>
+          <w:rFonts w:asciiTheme="minorHAnsi" w:hAnsiTheme="minorHAnsi" w:cs="Times New Roman"/>
+          <w:b/>
+          <w:bCs/>
+          <w:color w:val="000000" w:themeColor="text1"/>
+          <w:sz w:val="22"/>
+          <w:szCs w:val="22"/>
         </w:rPr>
         <w:t>Background</w:t>
       </w:r>
     </w:p>
     <w:p>
       <w:pPr>
-        <w:spacing w:line="240" w:lineRule="auto"/>
-        <w:rPr>
-          <w:rFonts w:cs="Times New Roman"/>
-        </w:rPr>
-      </w:pPr>
-      <w:r>
-        <w:rPr>
-          <w:rFonts w:cs="Times New Roman"/>
-        </w:rPr>
-        <w:t>• Why was the Commission created, and what are its main responsibilities?</w:t>
-      </w:r>
-    </w:p>
-    <w:p>
-      <w:pPr>
-        <w:spacing w:line="240" w:lineRule="auto"/>
-        <w:rPr>
-          <w:rFonts w:cs="Times New Roman"/>
-        </w:rPr>
-      </w:pPr>
-      <w:r>
-        <w:rPr>
-          <w:rFonts w:cs="Times New Roman"/>
-        </w:rPr>
-        <w:t>• How does the Commission’s role differ from that of the California Department of Fish and Wildlife?</w:t>
-      </w:r>
-    </w:p>
-    <w:p>
-      <w:pPr>
-        <w:spacing w:line="240" w:lineRule="auto"/>
-        <w:rPr>
-          <w:rFonts w:cs="Times New Roman"/>
-        </w:rPr>
-      </w:pPr>
-      <w:r>
-        <w:rPr>
-          <w:rFonts w:cs="Times New Roman"/>
-        </w:rPr>
-        <w:t>• What is one Commission power that surprised you?</w:t>
-      </w:r>
-    </w:p>
-    <w:p>
-      <w:pPr>
-        <w:spacing w:line="240" w:lineRule="auto"/>
-        <w:rPr>
-          <w:rFonts w:cs="Times New Roman"/>
-        </w:rPr>
-      </w:pPr>
-      <w:r>
-        <w:rPr>
-          <w:rFonts w:cs="Times New Roman"/>
-        </w:rPr>
-        <w:t>Resources</w:t>
-      </w:r>
-      <w:r>
-        <w:rPr>
-          <w:rFonts w:cs="Times New Roman"/>
-        </w:rPr>
-        <w:t xml:space="preserve">: </w:t>
-      </w:r>
-      <w:hyperlink r:id="rId4" w:history="1">
+        <w:pStyle w:val="ListParagraph"/>
+        <w:numPr>
+          <w:ilvl w:val="0"/>
+          <w:numId w:val="2"/>
+        </w:numPr>
+        <w:spacing w:after="0" w:line="276" w:lineRule="auto"/>
+        <w:rPr>
+          <w:rFonts w:asciiTheme="minorHAnsi" w:hAnsiTheme="minorHAnsi" w:cs="Times New Roman"/>
+          <w:color w:val="000000" w:themeColor="text1"/>
+          <w:sz w:val="22"/>
+          <w:szCs w:val="22"/>
+        </w:rPr>
+      </w:pPr>
+      <w:r>
+        <w:rPr>
+          <w:rFonts w:asciiTheme="minorHAnsi" w:hAnsiTheme="minorHAnsi" w:cs="Times New Roman"/>
+          <w:color w:val="000000" w:themeColor="text1"/>
+          <w:sz w:val="22"/>
+          <w:szCs w:val="22"/>
+        </w:rPr>
+        <w:t>Why was the Commission created, and what are its main responsibilities?</w:t>
+      </w:r>
+    </w:p>
+    <w:p>
+      <w:pPr>
+        <w:pStyle w:val="ListParagraph"/>
+        <w:numPr>
+          <w:ilvl w:val="0"/>
+          <w:numId w:val="2"/>
+        </w:numPr>
+        <w:spacing w:after="0" w:line="276" w:lineRule="auto"/>
+        <w:rPr>
+          <w:rFonts w:asciiTheme="minorHAnsi" w:hAnsiTheme="minorHAnsi" w:cs="Times New Roman"/>
+          <w:color w:val="000000" w:themeColor="text1"/>
+          <w:sz w:val="22"/>
+          <w:szCs w:val="22"/>
+        </w:rPr>
+      </w:pPr>
+      <w:r>
+        <w:rPr>
+          <w:rFonts w:asciiTheme="minorHAnsi" w:hAnsiTheme="minorHAnsi" w:cs="Times New Roman"/>
+          <w:color w:val="000000" w:themeColor="text1"/>
+          <w:sz w:val="22"/>
+          <w:szCs w:val="22"/>
+        </w:rPr>
+        <w:t>How does the Commission’s role differ from that of the California Department of Fish and Wildlife?</w:t>
+      </w:r>
+    </w:p>
+    <w:p>
+      <w:pPr>
+        <w:pStyle w:val="ListParagraph"/>
+        <w:numPr>
+          <w:ilvl w:val="0"/>
+          <w:numId w:val="2"/>
+        </w:numPr>
+        <w:spacing w:after="0" w:line="276" w:lineRule="auto"/>
+        <w:rPr>
+          <w:rFonts w:asciiTheme="minorHAnsi" w:hAnsiTheme="minorHAnsi" w:cs="Times New Roman"/>
+          <w:color w:val="000000" w:themeColor="text1"/>
+          <w:sz w:val="22"/>
+          <w:szCs w:val="22"/>
+        </w:rPr>
+      </w:pPr>
+      <w:r>
+        <w:rPr>
+          <w:rFonts w:asciiTheme="minorHAnsi" w:hAnsiTheme="minorHAnsi" w:cs="Times New Roman"/>
+          <w:color w:val="000000" w:themeColor="text1"/>
+          <w:sz w:val="22"/>
+          <w:szCs w:val="22"/>
+        </w:rPr>
+        <w:t>What is one Commission power that surprised you?</w:t>
+      </w:r>
+    </w:p>
+    <w:p>
+      <w:pPr>
+        <w:pStyle w:val="ListParagraph"/>
+        <w:numPr>
+          <w:ilvl w:val="0"/>
+          <w:numId w:val="2"/>
+        </w:numPr>
+        <w:spacing w:after="0" w:line="276" w:lineRule="auto"/>
+        <w:rPr>
+          <w:rFonts w:asciiTheme="minorHAnsi" w:hAnsiTheme="minorHAnsi" w:cs="Times New Roman"/>
+          <w:color w:val="000000" w:themeColor="text1"/>
+          <w:sz w:val="22"/>
+          <w:szCs w:val="22"/>
+        </w:rPr>
+      </w:pPr>
+      <w:r>
+        <w:rPr>
+          <w:rFonts w:asciiTheme="minorHAnsi" w:hAnsiTheme="minorHAnsi" w:cs="Times New Roman"/>
+          <w:color w:val="000000" w:themeColor="text1"/>
+          <w:sz w:val="22"/>
+          <w:szCs w:val="22"/>
+        </w:rPr>
+        <w:t>Who are the current commissioners, how are they selected, and how long do they serve?</w:t>
+      </w:r>
+    </w:p>
+    <w:p>
+      <w:pPr>
+        <w:pStyle w:val="ListParagraph"/>
+        <w:numPr>
+          <w:ilvl w:val="0"/>
+          <w:numId w:val="2"/>
+        </w:numPr>
+        <w:spacing w:after="0" w:line="276" w:lineRule="auto"/>
+        <w:rPr>
+          <w:rFonts w:asciiTheme="minorHAnsi" w:hAnsiTheme="minorHAnsi" w:cs="Times New Roman"/>
+          <w:color w:val="000000" w:themeColor="text1"/>
+          <w:sz w:val="22"/>
+          <w:szCs w:val="22"/>
+        </w:rPr>
+      </w:pPr>
+      <w:r>
+        <w:rPr>
+          <w:rFonts w:asciiTheme="minorHAnsi" w:hAnsiTheme="minorHAnsi" w:cs="Times New Roman"/>
+          <w:color w:val="000000" w:themeColor="text1"/>
+          <w:sz w:val="22"/>
+          <w:szCs w:val="22"/>
+        </w:rPr>
+        <w:t>What backgrounds and expertise do they bring? What expertise is less visible?</w:t>
+      </w:r>
+    </w:p>
+    <w:p>
+      <w:pPr>
+        <w:spacing w:after="0" w:line="276" w:lineRule="auto"/>
+        <w:rPr>
+          <w:rFonts w:asciiTheme="minorHAnsi" w:hAnsiTheme="minorHAnsi" w:cs="Times New Roman"/>
+          <w:color w:val="000000" w:themeColor="text1"/>
+          <w:sz w:val="22"/>
+          <w:szCs w:val="22"/>
+        </w:rPr>
+      </w:pPr>
+      <w:r>
+        <w:rPr>
+          <w:rFonts w:asciiTheme="minorHAnsi" w:hAnsiTheme="minorHAnsi" w:cs="Times New Roman"/>
+          <w:color w:val="000000" w:themeColor="text1"/>
+          <w:sz w:val="22"/>
+          <w:szCs w:val="22"/>
+        </w:rPr>
+        <w:t xml:space="preserve">Resources: </w:t>
+      </w:r>
+      <w:hyperlink r:id="rId5" w:history="1">
         <w:r>
           <w:rPr>
             <w:rStyle w:val="Hyperlink"/>
-            <w:rFonts w:cs="Times New Roman"/>
+            <w:rFonts w:asciiTheme="minorHAnsi" w:hAnsiTheme="minorHAnsi" w:cs="Times New Roman"/>
+            <w:color w:val="000000" w:themeColor="text1"/>
+            <w:sz w:val="22"/>
+            <w:szCs w:val="22"/>
           </w:rPr>
           <w:t>https://fgc.ca.gov/About</w:t>
         </w:r>
       </w:hyperlink>
       <w:r>
         <w:rPr>
-          <w:rFonts w:cs="Times New Roman"/>
-        </w:rPr>
-        <w:t xml:space="preserve"> </w:t>
-      </w:r>
-      <w:r>
-        <w:rPr>
-          <w:rFonts w:cs="Times New Roman"/>
-        </w:rPr>
-        <w:t xml:space="preserve">. If time permits, review its mission and vision: </w:t>
-      </w:r>
-      <w:hyperlink r:id="rId5" w:history="1">
+          <w:rFonts w:asciiTheme="minorHAnsi" w:hAnsiTheme="minorHAnsi" w:cs="Times New Roman"/>
+          <w:color w:val="000000" w:themeColor="text1"/>
+          <w:sz w:val="22"/>
+          <w:szCs w:val="22"/>
+        </w:rPr>
+        <w:t xml:space="preserve">; </w:t>
+      </w:r>
+      <w:hyperlink r:id="rId6" w:history="1">
         <w:r>
           <w:rPr>
             <w:rStyle w:val="Hyperlink"/>
-            <w:rFonts w:cs="Times New Roman"/>
+            <w:rFonts w:asciiTheme="minorHAnsi" w:hAnsiTheme="minorHAnsi" w:cs="Times New Roman"/>
+            <w:color w:val="000000" w:themeColor="text1"/>
+            <w:sz w:val="22"/>
+            <w:szCs w:val="22"/>
+          </w:rPr>
+          <w:t>https://fgc.ca.gov/About/Members</w:t>
+        </w:r>
+      </w:hyperlink>
+      <w:r>
+        <w:rPr>
+          <w:rFonts w:asciiTheme="minorHAnsi" w:hAnsiTheme="minorHAnsi" w:cs="Times New Roman"/>
+          <w:color w:val="000000" w:themeColor="text1"/>
+          <w:sz w:val="22"/>
+          <w:szCs w:val="22"/>
+        </w:rPr>
+        <w:t xml:space="preserve">  and </w:t>
+      </w:r>
+      <w:hyperlink r:id="rId7" w:history="1">
+        <w:r>
+          <w:rPr>
+            <w:rStyle w:val="Hyperlink"/>
+            <w:rFonts w:asciiTheme="minorHAnsi" w:hAnsiTheme="minorHAnsi" w:cs="Times New Roman"/>
+            <w:color w:val="000000" w:themeColor="text1"/>
+            <w:sz w:val="22"/>
+            <w:szCs w:val="22"/>
+          </w:rPr>
+          <w:t>https://fgc.ca.gov/About</w:t>
+        </w:r>
+      </w:hyperlink>
+      <w:r>
+        <w:rPr>
+          <w:rFonts w:asciiTheme="minorHAnsi" w:hAnsiTheme="minorHAnsi" w:cs="Times New Roman"/>
+          <w:color w:val="000000" w:themeColor="text1"/>
+          <w:sz w:val="22"/>
+          <w:szCs w:val="22"/>
+        </w:rPr>
+        <w:t xml:space="preserve"> </w:t>
+      </w:r>
+      <w:hyperlink r:id="rId8" w:history="1">
+        <w:r>
+          <w:rPr>
+            <w:rStyle w:val="Hyperlink"/>
+            <w:rFonts w:asciiTheme="minorHAnsi" w:hAnsiTheme="minorHAnsi" w:cs="Times New Roman"/>
+            <w:color w:val="000000" w:themeColor="text1"/>
+            <w:sz w:val="22"/>
+            <w:szCs w:val="22"/>
           </w:rPr>
           <w:t>https://fgc.ca.gov/About/Strategic-Plan</w:t>
         </w:r>
       </w:hyperlink>
       <w:r>
         <w:rPr>
-          <w:rFonts w:cs="Times New Roman"/>
+          <w:rFonts w:asciiTheme="minorHAnsi" w:hAnsiTheme="minorHAnsi" w:cs="Times New Roman"/>
+          <w:color w:val="000000" w:themeColor="text1"/>
+          <w:sz w:val="22"/>
+          <w:szCs w:val="22"/>
         </w:rPr>
         <w:t xml:space="preserve"> </w:t>
       </w:r>
@@ -280,542 +505,917 @@
     <w:p>
       <w:pPr>
         <w:pStyle w:val="Heading2"/>
-        <w:spacing w:line="240" w:lineRule="auto"/>
-        <w:rPr>
-          <w:rFonts w:ascii="Aptos" w:hAnsi="Aptos" w:cs="Times New Roman"/>
-          <w:b/>
-          <w:bCs/>
-          <w:sz w:val="24"/>
-          <w:szCs w:val="24"/>
+        <w:spacing w:before="0" w:after="0" w:line="276" w:lineRule="auto"/>
+        <w:rPr>
+          <w:rFonts w:asciiTheme="minorHAnsi" w:hAnsiTheme="minorHAnsi" w:cs="Times New Roman"/>
+          <w:b/>
+          <w:bCs/>
+          <w:color w:val="000000" w:themeColor="text1"/>
+          <w:sz w:val="22"/>
+          <w:szCs w:val="22"/>
         </w:rPr>
       </w:pPr>
     </w:p>
     <w:p>
       <w:pPr>
         <w:pStyle w:val="Heading2"/>
-        <w:spacing w:line="240" w:lineRule="auto"/>
-        <w:rPr>
-          <w:rFonts w:ascii="Aptos" w:hAnsi="Aptos" w:cs="Times New Roman"/>
-          <w:b/>
-          <w:bCs/>
-          <w:sz w:val="24"/>
-          <w:szCs w:val="24"/>
-        </w:rPr>
-      </w:pPr>
-      <w:r>
-        <w:rPr>
-          <w:rFonts w:ascii="Aptos" w:hAnsi="Aptos" w:cs="Times New Roman"/>
-          <w:b/>
-          <w:bCs/>
-          <w:sz w:val="24"/>
-          <w:szCs w:val="24"/>
+        <w:spacing w:before="0" w:after="0" w:line="276" w:lineRule="auto"/>
+        <w:rPr>
+          <w:rFonts w:asciiTheme="minorHAnsi" w:hAnsiTheme="minorHAnsi" w:cs="Times New Roman"/>
+          <w:b/>
+          <w:bCs/>
+          <w:color w:val="000000" w:themeColor="text1"/>
+          <w:sz w:val="22"/>
+          <w:szCs w:val="22"/>
+        </w:rPr>
+      </w:pPr>
+      <w:r>
+        <w:rPr>
+          <w:rFonts w:asciiTheme="minorHAnsi" w:hAnsiTheme="minorHAnsi" w:cs="Times New Roman"/>
+          <w:b/>
+          <w:bCs/>
+          <w:color w:val="000000" w:themeColor="text1"/>
+          <w:sz w:val="22"/>
+          <w:szCs w:val="22"/>
         </w:rPr>
         <w:t>Group 2</w:t>
       </w:r>
       <w:r>
         <w:rPr>
-          <w:rFonts w:ascii="Aptos" w:hAnsi="Aptos" w:cs="Times New Roman"/>
-          <w:b/>
-          <w:bCs/>
-          <w:sz w:val="24"/>
-          <w:szCs w:val="24"/>
+          <w:rFonts w:asciiTheme="minorHAnsi" w:hAnsiTheme="minorHAnsi" w:cs="Times New Roman"/>
+          <w:b/>
+          <w:bCs/>
+          <w:color w:val="000000" w:themeColor="text1"/>
+          <w:sz w:val="22"/>
+          <w:szCs w:val="22"/>
         </w:rPr>
         <w:t>:</w:t>
       </w:r>
       <w:r>
         <w:rPr>
-          <w:rFonts w:ascii="Aptos" w:hAnsi="Aptos" w:cs="Times New Roman"/>
-          <w:b/>
-          <w:bCs/>
-          <w:sz w:val="24"/>
-          <w:szCs w:val="24"/>
+          <w:rFonts w:asciiTheme="minorHAnsi" w:hAnsiTheme="minorHAnsi" w:cs="Times New Roman"/>
+          <w:b/>
+          <w:bCs/>
+          <w:color w:val="000000" w:themeColor="text1"/>
+          <w:sz w:val="22"/>
+          <w:szCs w:val="22"/>
         </w:rPr>
         <w:t xml:space="preserve"> </w:t>
       </w:r>
       <w:r>
         <w:rPr>
-          <w:rFonts w:ascii="Aptos" w:hAnsi="Aptos" w:cs="Times New Roman"/>
-          <w:b/>
-          <w:bCs/>
-          <w:sz w:val="24"/>
-          <w:szCs w:val="24"/>
+          <w:rFonts w:asciiTheme="minorHAnsi" w:hAnsiTheme="minorHAnsi" w:cs="Times New Roman"/>
+          <w:b/>
+          <w:bCs/>
+          <w:color w:val="000000" w:themeColor="text1"/>
+          <w:sz w:val="22"/>
+          <w:szCs w:val="22"/>
         </w:rPr>
         <w:t>The structure of the commission</w:t>
       </w:r>
     </w:p>
     <w:p>
       <w:pPr>
-        <w:spacing w:line="240" w:lineRule="auto"/>
-        <w:rPr>
-          <w:rFonts w:cs="Times New Roman"/>
-        </w:rPr>
-      </w:pPr>
-      <w:r>
-        <w:rPr>
-          <w:rFonts w:cs="Times New Roman"/>
-        </w:rPr>
-        <w:t>• Who are the current commissioners, how are they selected, and how long do they serve?</w:t>
-      </w:r>
-    </w:p>
-    <w:p>
-      <w:pPr>
-        <w:spacing w:line="240" w:lineRule="auto"/>
-        <w:rPr>
-          <w:rFonts w:cs="Times New Roman"/>
-        </w:rPr>
-      </w:pPr>
-      <w:r>
-        <w:rPr>
-          <w:rFonts w:cs="Times New Roman"/>
-        </w:rPr>
-        <w:t>• What backgrounds and expertise do they bring? What expertise is less visible?</w:t>
-      </w:r>
-    </w:p>
-    <w:p>
-      <w:pPr>
-        <w:spacing w:line="240" w:lineRule="auto"/>
-        <w:rPr>
-          <w:rFonts w:cs="Times New Roman"/>
-        </w:rPr>
-      </w:pPr>
-      <w:r>
-        <w:rPr>
-          <w:rFonts w:cs="Times New Roman"/>
-        </w:rPr>
-        <w:t xml:space="preserve">• How often does the Commission meet, and what committees help </w:t>
-      </w:r>
-      <w:r>
-        <w:rPr>
-          <w:rFonts w:cs="Times New Roman"/>
+        <w:pStyle w:val="ListParagraph"/>
+        <w:numPr>
+          <w:ilvl w:val="0"/>
+          <w:numId w:val="2"/>
+        </w:numPr>
+        <w:spacing w:after="0" w:line="276" w:lineRule="auto"/>
+        <w:rPr>
+          <w:rFonts w:asciiTheme="minorHAnsi" w:hAnsiTheme="minorHAnsi" w:cs="Times New Roman"/>
+          <w:color w:val="000000" w:themeColor="text1"/>
+          <w:sz w:val="22"/>
+          <w:szCs w:val="22"/>
+        </w:rPr>
+      </w:pPr>
+      <w:r>
+        <w:rPr>
+          <w:rFonts w:asciiTheme="minorHAnsi" w:hAnsiTheme="minorHAnsi" w:cs="Times New Roman"/>
+          <w:color w:val="000000" w:themeColor="text1"/>
+          <w:sz w:val="22"/>
+          <w:szCs w:val="22"/>
+        </w:rPr>
+        <w:t xml:space="preserve">How often does the Commission meet, and what committees help </w:t>
+      </w:r>
+      <w:r>
+        <w:rPr>
+          <w:rFonts w:asciiTheme="minorHAnsi" w:hAnsiTheme="minorHAnsi" w:cs="Times New Roman"/>
+          <w:color w:val="000000" w:themeColor="text1"/>
+          <w:sz w:val="22"/>
+          <w:szCs w:val="22"/>
         </w:rPr>
         <w:t>divide</w:t>
       </w:r>
       <w:r>
         <w:rPr>
-          <w:rFonts w:cs="Times New Roman"/>
+          <w:rFonts w:asciiTheme="minorHAnsi" w:hAnsiTheme="minorHAnsi" w:cs="Times New Roman"/>
+          <w:color w:val="000000" w:themeColor="text1"/>
+          <w:sz w:val="22"/>
+          <w:szCs w:val="22"/>
         </w:rPr>
         <w:t xml:space="preserve"> its work?</w:t>
       </w:r>
     </w:p>
     <w:p>
       <w:pPr>
-        <w:spacing w:line="240" w:lineRule="auto"/>
-        <w:rPr>
-          <w:rFonts w:cs="Times New Roman"/>
-        </w:rPr>
-      </w:pPr>
-      <w:r>
-        <w:rPr>
-          <w:rFonts w:cs="Times New Roman"/>
-        </w:rPr>
-        <w:t>Resources</w:t>
-      </w:r>
-      <w:r>
-        <w:rPr>
-          <w:rFonts w:cs="Times New Roman"/>
-        </w:rPr>
-        <w:t xml:space="preserve">: </w:t>
-      </w:r>
-      <w:hyperlink r:id="rId6" w:history="1">
+        <w:pStyle w:val="ListParagraph"/>
+        <w:numPr>
+          <w:ilvl w:val="0"/>
+          <w:numId w:val="3"/>
+        </w:numPr>
+        <w:spacing w:after="0" w:line="276" w:lineRule="auto"/>
+        <w:rPr>
+          <w:rFonts w:asciiTheme="minorHAnsi" w:hAnsiTheme="minorHAnsi" w:cs="Times New Roman"/>
+          <w:color w:val="000000" w:themeColor="text1"/>
+          <w:sz w:val="22"/>
+          <w:szCs w:val="22"/>
+        </w:rPr>
+      </w:pPr>
+      <w:r>
+        <w:rPr>
+          <w:rFonts w:asciiTheme="minorHAnsi" w:hAnsiTheme="minorHAnsi" w:cs="Times New Roman"/>
+          <w:color w:val="000000" w:themeColor="text1"/>
+          <w:sz w:val="22"/>
+          <w:szCs w:val="22"/>
+        </w:rPr>
+        <w:t xml:space="preserve">What are some of the policies and legislative procedures it follows? </w:t>
+      </w:r>
+    </w:p>
+    <w:p>
+      <w:pPr>
+        <w:pStyle w:val="ListParagraph"/>
+        <w:numPr>
+          <w:ilvl w:val="0"/>
+          <w:numId w:val="3"/>
+        </w:numPr>
+        <w:spacing w:after="0" w:line="276" w:lineRule="auto"/>
+        <w:rPr>
+          <w:rFonts w:asciiTheme="minorHAnsi" w:hAnsiTheme="minorHAnsi" w:cs="Times New Roman"/>
+          <w:color w:val="000000" w:themeColor="text1"/>
+          <w:sz w:val="22"/>
+          <w:szCs w:val="22"/>
+        </w:rPr>
+      </w:pPr>
+      <w:r>
+        <w:rPr>
+          <w:rFonts w:asciiTheme="minorHAnsi" w:hAnsiTheme="minorHAnsi" w:cs="Times New Roman"/>
+          <w:color w:val="000000" w:themeColor="text1"/>
+          <w:sz w:val="22"/>
+          <w:szCs w:val="22"/>
+        </w:rPr>
+        <w:t>What is one example of a proposed regulation change that the committee must consider?</w:t>
+      </w:r>
+    </w:p>
+    <w:p>
+      <w:pPr>
+        <w:spacing w:after="0" w:line="276" w:lineRule="auto"/>
+        <w:rPr>
+          <w:rFonts w:asciiTheme="minorHAnsi" w:hAnsiTheme="minorHAnsi" w:cs="Times New Roman"/>
+          <w:color w:val="000000" w:themeColor="text1"/>
+          <w:sz w:val="22"/>
+          <w:szCs w:val="22"/>
+        </w:rPr>
+      </w:pPr>
+      <w:r>
+        <w:rPr>
+          <w:rFonts w:asciiTheme="minorHAnsi" w:hAnsiTheme="minorHAnsi" w:cs="Times New Roman"/>
+          <w:color w:val="000000" w:themeColor="text1"/>
+          <w:sz w:val="22"/>
+          <w:szCs w:val="22"/>
+        </w:rPr>
+        <w:t xml:space="preserve">Resources: </w:t>
+      </w:r>
+      <w:hyperlink r:id="rId9" w:history="1">
         <w:r>
           <w:rPr>
             <w:rStyle w:val="Hyperlink"/>
-            <w:rFonts w:cs="Times New Roman"/>
+            <w:rFonts w:asciiTheme="minorHAnsi" w:hAnsiTheme="minorHAnsi" w:cs="Times New Roman"/>
+            <w:color w:val="000000" w:themeColor="text1"/>
+            <w:sz w:val="22"/>
+            <w:szCs w:val="22"/>
           </w:rPr>
           <w:t>https://fgc.ca.gov/About/Members</w:t>
         </w:r>
       </w:hyperlink>
       <w:r>
         <w:rPr>
-          <w:rFonts w:cs="Times New Roman"/>
-        </w:rPr>
-        <w:t xml:space="preserve"> </w:t>
-      </w:r>
-      <w:r>
-        <w:rPr>
-          <w:rFonts w:cs="Times New Roman"/>
-        </w:rPr>
-        <w:t xml:space="preserve"> and </w:t>
-      </w:r>
-      <w:hyperlink r:id="rId7" w:history="1">
+          <w:rFonts w:asciiTheme="minorHAnsi" w:hAnsiTheme="minorHAnsi" w:cs="Times New Roman"/>
+          <w:color w:val="000000" w:themeColor="text1"/>
+          <w:sz w:val="22"/>
+          <w:szCs w:val="22"/>
+        </w:rPr>
+        <w:t xml:space="preserve">  and </w:t>
+      </w:r>
+      <w:hyperlink r:id="rId10" w:history="1">
         <w:r>
           <w:rPr>
             <w:rStyle w:val="Hyperlink"/>
-            <w:rFonts w:cs="Times New Roman"/>
+            <w:rFonts w:asciiTheme="minorHAnsi" w:hAnsiTheme="minorHAnsi" w:cs="Times New Roman"/>
+            <w:color w:val="000000" w:themeColor="text1"/>
+            <w:sz w:val="22"/>
+            <w:szCs w:val="22"/>
           </w:rPr>
           <w:t>https://fgc.ca.gov/About</w:t>
         </w:r>
       </w:hyperlink>
       <w:r>
         <w:rPr>
-          <w:rFonts w:cs="Times New Roman"/>
-        </w:rPr>
-        <w:t xml:space="preserve"> </w:t>
-      </w:r>
-    </w:p>
-    <w:p>
-      <w:pPr>
-        <w:pStyle w:val="Heading2"/>
-        <w:spacing w:line="240" w:lineRule="auto"/>
-        <w:rPr>
-          <w:rFonts w:ascii="Aptos" w:hAnsi="Aptos" w:cs="Times New Roman"/>
-          <w:b/>
-          <w:bCs/>
-          <w:sz w:val="24"/>
-          <w:szCs w:val="24"/>
-        </w:rPr>
-      </w:pPr>
-    </w:p>
-    <w:p>
-      <w:pPr>
-        <w:pStyle w:val="Heading2"/>
-        <w:spacing w:line="240" w:lineRule="auto"/>
-        <w:rPr>
-          <w:rFonts w:ascii="Aptos" w:hAnsi="Aptos" w:cs="Times New Roman"/>
-          <w:b/>
-          <w:bCs/>
-          <w:sz w:val="24"/>
-          <w:szCs w:val="24"/>
-        </w:rPr>
-      </w:pPr>
-      <w:r>
-        <w:rPr>
-          <w:rFonts w:ascii="Aptos" w:hAnsi="Aptos" w:cs="Times New Roman"/>
-          <w:b/>
-          <w:bCs/>
-          <w:sz w:val="24"/>
-          <w:szCs w:val="24"/>
-        </w:rPr>
-        <w:t>Group 3</w:t>
-      </w:r>
-      <w:r>
-        <w:rPr>
-          <w:rFonts w:ascii="Aptos" w:hAnsi="Aptos" w:cs="Times New Roman"/>
-          <w:b/>
-          <w:bCs/>
-          <w:sz w:val="24"/>
-          <w:szCs w:val="24"/>
-        </w:rPr>
-        <w:t>:</w:t>
-      </w:r>
-      <w:r>
-        <w:rPr>
-          <w:rFonts w:ascii="Aptos" w:hAnsi="Aptos" w:cs="Times New Roman"/>
-          <w:b/>
-          <w:bCs/>
-          <w:sz w:val="24"/>
-          <w:szCs w:val="24"/>
-        </w:rPr>
-        <w:t xml:space="preserve"> </w:t>
-      </w:r>
-      <w:r>
-        <w:rPr>
-          <w:rFonts w:ascii="Aptos" w:hAnsi="Aptos" w:cs="Times New Roman"/>
-          <w:b/>
-          <w:bCs/>
-          <w:sz w:val="24"/>
-          <w:szCs w:val="24"/>
-        </w:rPr>
-        <w:t>The process of making decisions</w:t>
-      </w:r>
-    </w:p>
-    <w:p>
-      <w:pPr>
-        <w:spacing w:line="240" w:lineRule="auto"/>
-        <w:rPr>
-          <w:rFonts w:cs="Times New Roman"/>
-        </w:rPr>
-      </w:pPr>
-      <w:r>
-        <w:rPr>
-          <w:rFonts w:cs="Times New Roman"/>
-        </w:rPr>
-        <w:t>Imagine scientists identify a conservation problem in California and believe state policy should change. Sketch a possible pathway from the scientific finding to a Commission decision. Then consider:</w:t>
-      </w:r>
-    </w:p>
-    <w:p>
-      <w:pPr>
-        <w:spacing w:line="240" w:lineRule="auto"/>
-        <w:rPr>
-          <w:rFonts w:cs="Times New Roman"/>
-        </w:rPr>
-      </w:pPr>
-      <w:r>
-        <w:rPr>
-          <w:rFonts w:cs="Times New Roman"/>
-        </w:rPr>
-        <w:t>• Where can scientific evidence enter, and who else can provide input?</w:t>
-      </w:r>
-    </w:p>
-    <w:p>
-      <w:pPr>
-        <w:spacing w:line="240" w:lineRule="auto"/>
-        <w:rPr>
-          <w:rFonts w:cs="Times New Roman"/>
-        </w:rPr>
-      </w:pPr>
-      <w:r>
-        <w:rPr>
-          <w:rFonts w:cs="Times New Roman"/>
-        </w:rPr>
-        <w:t>• When can the public comment? What role does the legislature play relative to the Commission?</w:t>
-      </w:r>
-    </w:p>
-    <w:p>
-      <w:pPr>
-        <w:spacing w:line="240" w:lineRule="auto"/>
-        <w:rPr>
-          <w:rFonts w:cs="Times New Roman"/>
-        </w:rPr>
-      </w:pPr>
-      <w:r>
-        <w:rPr>
-          <w:rFonts w:cs="Times New Roman"/>
-        </w:rPr>
-        <w:t>• Where might a scientist have the greatest opportunity to influence the discussion?</w:t>
-      </w:r>
-    </w:p>
-    <w:p>
-      <w:pPr>
-        <w:spacing w:line="240" w:lineRule="auto"/>
-        <w:rPr>
-          <w:rFonts w:cs="Times New Roman"/>
-        </w:rPr>
-      </w:pPr>
-      <w:r>
-        <w:rPr>
-          <w:rFonts w:cs="Times New Roman"/>
-        </w:rPr>
-        <w:t xml:space="preserve">Resources: </w:t>
-      </w:r>
-      <w:hyperlink r:id="rId8" w:history="1">
+          <w:rFonts w:asciiTheme="minorHAnsi" w:hAnsiTheme="minorHAnsi" w:cs="Times New Roman"/>
+          <w:color w:val="000000" w:themeColor="text1"/>
+          <w:sz w:val="22"/>
+          <w:szCs w:val="22"/>
+        </w:rPr>
+        <w:t xml:space="preserve">; </w:t>
+      </w:r>
+      <w:hyperlink r:id="rId11" w:anchor="50958-implementation-and-review-of-policies" w:history="1">
         <w:r>
           <w:rPr>
             <w:rStyle w:val="Hyperlink"/>
-            <w:rFonts w:cs="Times New Roman"/>
+            <w:rFonts w:asciiTheme="minorHAnsi" w:hAnsiTheme="minorHAnsi" w:cs="Times New Roman"/>
+            <w:color w:val="000000" w:themeColor="text1"/>
+            <w:sz w:val="22"/>
+            <w:szCs w:val="22"/>
           </w:rPr>
-          <w:t>https://fgc.ca.gov/About/Policies/Commission#50958-implementation-and-review-of-policies</w:t>
+          <w:t>https://fgc.ca.gov/About/Policies/Commission#50958-implementation</w:t>
         </w:r>
-      </w:hyperlink>
-      <w:r>
-        <w:rPr>
-          <w:rFonts w:cs="Times New Roman"/>
-        </w:rPr>
-        <w:t xml:space="preserve"> </w:t>
-      </w:r>
-      <w:r>
-        <w:rPr>
-          <w:rFonts w:cs="Times New Roman"/>
-        </w:rPr>
-        <w:t xml:space="preserve"> and </w:t>
-      </w:r>
-      <w:hyperlink r:id="rId9" w:history="1">
         <w:r>
           <w:rPr>
             <w:rStyle w:val="Hyperlink"/>
-            <w:rFonts w:cs="Times New Roman"/>
+            <w:rFonts w:asciiTheme="minorHAnsi" w:hAnsiTheme="minorHAnsi" w:cs="Times New Roman"/>
+            <w:color w:val="000000" w:themeColor="text1"/>
+            <w:sz w:val="22"/>
+            <w:szCs w:val="22"/>
           </w:rPr>
-          <w:t>https://fgc.ca.gov/About/Policies/Commission#50960-legislation</w:t>
+          <w:t>-</w:t>
         </w:r>
-      </w:hyperlink>
-      <w:r>
-        <w:rPr>
-          <w:rFonts w:cs="Times New Roman"/>
-        </w:rPr>
-        <w:t xml:space="preserve"> </w:t>
-      </w:r>
-    </w:p>
-    <w:p>
-      <w:pPr>
-        <w:pStyle w:val="Heading2"/>
-        <w:spacing w:line="240" w:lineRule="auto"/>
-        <w:rPr>
-          <w:rFonts w:ascii="Aptos" w:hAnsi="Aptos" w:cs="Times New Roman"/>
-          <w:b/>
-          <w:bCs/>
-          <w:sz w:val="24"/>
-          <w:szCs w:val="24"/>
-        </w:rPr>
-      </w:pPr>
-    </w:p>
-    <w:p>
-      <w:pPr>
-        <w:pStyle w:val="Heading2"/>
-        <w:spacing w:line="240" w:lineRule="auto"/>
-        <w:rPr>
-          <w:rFonts w:ascii="Aptos" w:hAnsi="Aptos" w:cs="Times New Roman"/>
-          <w:b/>
-          <w:bCs/>
-          <w:sz w:val="24"/>
-          <w:szCs w:val="24"/>
-        </w:rPr>
-      </w:pPr>
-      <w:r>
-        <w:rPr>
-          <w:rFonts w:ascii="Aptos" w:hAnsi="Aptos" w:cs="Times New Roman"/>
-          <w:b/>
-          <w:bCs/>
-          <w:sz w:val="24"/>
-          <w:szCs w:val="24"/>
-        </w:rPr>
-        <w:t>Question for our guest</w:t>
-      </w:r>
-    </w:p>
-    <w:p>
-      <w:pPr>
-        <w:spacing w:line="240" w:lineRule="auto"/>
-        <w:rPr>
-          <w:rFonts w:cs="Times New Roman"/>
-        </w:rPr>
-      </w:pPr>
-      <w:r>
-        <w:rPr>
-          <w:rFonts w:cs="Times New Roman"/>
-        </w:rPr>
-        <w:t>After the group reports, write one question you would genuinely like to ask Commissioner Zavaleta about how science informs conservation decisions in practice. Consider uncertainty in the science, constraints on the Commission, or disagreement among scientists, stakeholders, and the public.</w:t>
-      </w:r>
-    </w:p>
-    <w:p>
-      <w:pPr>
-        <w:pStyle w:val="Heading2"/>
-        <w:spacing w:line="240" w:lineRule="auto"/>
-        <w:rPr>
-          <w:rFonts w:ascii="Aptos" w:hAnsi="Aptos" w:cs="Times New Roman"/>
-          <w:b/>
-          <w:bCs/>
-          <w:sz w:val="24"/>
-          <w:szCs w:val="24"/>
-        </w:rPr>
-      </w:pPr>
-    </w:p>
-    <w:p>
-      <w:pPr>
-        <w:pStyle w:val="Heading2"/>
-        <w:spacing w:line="240" w:lineRule="auto"/>
-        <w:rPr>
-          <w:rFonts w:ascii="Aptos" w:hAnsi="Aptos" w:cs="Times New Roman"/>
-          <w:b/>
-          <w:bCs/>
-          <w:sz w:val="24"/>
-          <w:szCs w:val="24"/>
-        </w:rPr>
-      </w:pPr>
-      <w:r>
-        <w:rPr>
-          <w:rFonts w:ascii="Aptos" w:hAnsi="Aptos" w:cs="Times New Roman"/>
-          <w:b/>
-          <w:bCs/>
-          <w:sz w:val="24"/>
-          <w:szCs w:val="24"/>
-        </w:rPr>
-        <w:t>If time permits</w:t>
-      </w:r>
-      <w:r>
-        <w:rPr>
-          <w:rFonts w:ascii="Aptos" w:hAnsi="Aptos" w:cs="Times New Roman"/>
-          <w:b/>
-          <w:bCs/>
-          <w:sz w:val="24"/>
-          <w:szCs w:val="24"/>
-        </w:rPr>
-        <w:t>,</w:t>
-      </w:r>
-      <w:r>
-        <w:rPr>
-          <w:rFonts w:ascii="Aptos" w:hAnsi="Aptos" w:cs="Times New Roman"/>
-          <w:b/>
-          <w:bCs/>
-          <w:sz w:val="24"/>
-          <w:szCs w:val="24"/>
-        </w:rPr>
-        <w:t xml:space="preserve"> </w:t>
-      </w:r>
-      <w:r>
-        <w:rPr>
-          <w:rFonts w:ascii="Aptos" w:hAnsi="Aptos" w:cs="Times New Roman"/>
-          <w:b/>
-          <w:bCs/>
-          <w:sz w:val="24"/>
-          <w:szCs w:val="24"/>
-        </w:rPr>
-        <w:t>c</w:t>
-      </w:r>
-      <w:r>
-        <w:rPr>
-          <w:rFonts w:ascii="Aptos" w:hAnsi="Aptos" w:cs="Times New Roman"/>
-          <w:b/>
-          <w:bCs/>
-          <w:sz w:val="24"/>
-          <w:szCs w:val="24"/>
-        </w:rPr>
-        <w:t>ompare Colorado and California</w:t>
-      </w:r>
-    </w:p>
-    <w:p>
-      <w:pPr>
-        <w:spacing w:line="240" w:lineRule="auto"/>
-        <w:rPr>
-          <w:rFonts w:cs="Times New Roman"/>
-        </w:rPr>
-      </w:pPr>
-      <w:r>
-        <w:rPr>
-          <w:rFonts w:cs="Times New Roman"/>
-        </w:rPr>
-        <w:t>How does the Colorado Parks and Wildlife process differ from the California process? Identify one meaningful similarity and one difference in how science can inform decisions. Use these resources as starting points:</w:t>
-      </w:r>
-    </w:p>
-    <w:p>
-      <w:pPr>
-        <w:spacing w:line="240" w:lineRule="auto"/>
-        <w:rPr>
-          <w:rFonts w:cs="Times New Roman"/>
-        </w:rPr>
-      </w:pPr>
-      <w:hyperlink r:id="rId10" w:history="1">
         <w:r>
           <w:rPr>
             <w:rStyle w:val="Hyperlink"/>
-            <w:rFonts w:cs="Times New Roman"/>
+            <w:rFonts w:asciiTheme="minorHAnsi" w:hAnsiTheme="minorHAnsi" w:cs="Times New Roman"/>
+            <w:color w:val="000000" w:themeColor="text1"/>
+            <w:sz w:val="22"/>
+            <w:szCs w:val="22"/>
+          </w:rPr>
+          <w:t>and-review-of-policies</w:t>
+        </w:r>
+      </w:hyperlink>
+      <w:r>
+        <w:rPr>
+          <w:rFonts w:asciiTheme="minorHAnsi" w:hAnsiTheme="minorHAnsi" w:cs="Times New Roman"/>
+          <w:color w:val="000000" w:themeColor="text1"/>
+          <w:sz w:val="22"/>
+          <w:szCs w:val="22"/>
+        </w:rPr>
+        <w:t xml:space="preserve">  and </w:t>
+      </w:r>
+      <w:hyperlink r:id="rId12" w:anchor="50960-legislation" w:history="1">
+        <w:r>
+          <w:rPr>
+            <w:rStyle w:val="Hyperlink"/>
+            <w:rFonts w:asciiTheme="minorHAnsi" w:hAnsiTheme="minorHAnsi" w:cs="Times New Roman"/>
+            <w:color w:val="000000" w:themeColor="text1"/>
+            <w:sz w:val="22"/>
+            <w:szCs w:val="22"/>
+          </w:rPr>
+          <w:t>https://fgc.ca.gov/About/Policies/Commission#50</w:t>
+        </w:r>
+        <w:r>
+          <w:rPr>
+            <w:rStyle w:val="Hyperlink"/>
+            <w:rFonts w:asciiTheme="minorHAnsi" w:hAnsiTheme="minorHAnsi" w:cs="Times New Roman"/>
+            <w:color w:val="000000" w:themeColor="text1"/>
+            <w:sz w:val="22"/>
+            <w:szCs w:val="22"/>
+          </w:rPr>
+          <w:t>9</w:t>
+        </w:r>
+        <w:r>
+          <w:rPr>
+            <w:rStyle w:val="Hyperlink"/>
+            <w:rFonts w:asciiTheme="minorHAnsi" w:hAnsiTheme="minorHAnsi" w:cs="Times New Roman"/>
+            <w:color w:val="000000" w:themeColor="text1"/>
+            <w:sz w:val="22"/>
+            <w:szCs w:val="22"/>
+          </w:rPr>
+          <w:t>60-legislation</w:t>
+        </w:r>
+      </w:hyperlink>
+      <w:r>
+        <w:rPr>
+          <w:rFonts w:asciiTheme="minorHAnsi" w:hAnsiTheme="minorHAnsi" w:cs="Times New Roman"/>
+          <w:color w:val="000000" w:themeColor="text1"/>
+          <w:sz w:val="22"/>
+          <w:szCs w:val="22"/>
+        </w:rPr>
+        <w:t xml:space="preserve">; </w:t>
+      </w:r>
+      <w:hyperlink r:id="rId13" w:history="1">
+        <w:r>
+          <w:rPr>
+            <w:rStyle w:val="Hyperlink"/>
+            <w:rFonts w:asciiTheme="minorHAnsi" w:hAnsiTheme="minorHAnsi" w:cs="Times New Roman"/>
+            <w:color w:val="000000" w:themeColor="text1"/>
+            <w:sz w:val="22"/>
+            <w:szCs w:val="22"/>
+          </w:rPr>
+          <w:t>https://fgc.ca.gov/Regulations/2026-New-and-Proposed</w:t>
+        </w:r>
+      </w:hyperlink>
+    </w:p>
+    <w:p>
+      <w:pPr>
+        <w:pStyle w:val="Heading2"/>
+        <w:spacing w:before="0" w:after="0" w:line="276" w:lineRule="auto"/>
+        <w:rPr>
+          <w:rFonts w:asciiTheme="minorHAnsi" w:hAnsiTheme="minorHAnsi" w:cs="Times New Roman"/>
+          <w:b/>
+          <w:bCs/>
+          <w:color w:val="000000" w:themeColor="text1"/>
+          <w:sz w:val="22"/>
+          <w:szCs w:val="22"/>
+        </w:rPr>
+      </w:pPr>
+    </w:p>
+    <w:p>
+      <w:pPr>
+        <w:pStyle w:val="Heading2"/>
+        <w:spacing w:before="0" w:after="0" w:line="276" w:lineRule="auto"/>
+        <w:rPr>
+          <w:rFonts w:asciiTheme="minorHAnsi" w:hAnsiTheme="minorHAnsi" w:cs="Times New Roman"/>
+          <w:b/>
+          <w:bCs/>
+          <w:color w:val="000000" w:themeColor="text1"/>
+          <w:sz w:val="22"/>
+          <w:szCs w:val="22"/>
+        </w:rPr>
+      </w:pPr>
+      <w:r>
+        <w:rPr>
+          <w:rFonts w:asciiTheme="minorHAnsi" w:hAnsiTheme="minorHAnsi" w:cs="Times New Roman"/>
+          <w:b/>
+          <w:bCs/>
+          <w:color w:val="000000" w:themeColor="text1"/>
+          <w:sz w:val="22"/>
+          <w:szCs w:val="22"/>
+        </w:rPr>
+        <w:t>Group 3</w:t>
+      </w:r>
+      <w:r>
+        <w:rPr>
+          <w:rFonts w:asciiTheme="minorHAnsi" w:hAnsiTheme="minorHAnsi" w:cs="Times New Roman"/>
+          <w:b/>
+          <w:bCs/>
+          <w:color w:val="000000" w:themeColor="text1"/>
+          <w:sz w:val="22"/>
+          <w:szCs w:val="22"/>
+        </w:rPr>
+        <w:t>:</w:t>
+      </w:r>
+      <w:r>
+        <w:rPr>
+          <w:rFonts w:asciiTheme="minorHAnsi" w:hAnsiTheme="minorHAnsi" w:cs="Times New Roman"/>
+          <w:b/>
+          <w:bCs/>
+          <w:color w:val="000000" w:themeColor="text1"/>
+          <w:sz w:val="22"/>
+          <w:szCs w:val="22"/>
+        </w:rPr>
+        <w:t xml:space="preserve"> </w:t>
+      </w:r>
+      <w:r>
+        <w:rPr>
+          <w:rFonts w:asciiTheme="minorHAnsi" w:hAnsiTheme="minorHAnsi" w:cs="Times New Roman"/>
+          <w:b/>
+          <w:bCs/>
+          <w:color w:val="000000" w:themeColor="text1"/>
+          <w:sz w:val="22"/>
+          <w:szCs w:val="22"/>
+        </w:rPr>
+        <w:t>California Endangered Species Act</w:t>
+      </w:r>
+    </w:p>
+    <w:p>
+      <w:pPr>
+        <w:pStyle w:val="Heading2"/>
+        <w:numPr>
+          <w:ilvl w:val="0"/>
+          <w:numId w:val="5"/>
+        </w:numPr>
+        <w:spacing w:before="0" w:after="0" w:line="276" w:lineRule="auto"/>
+        <w:rPr>
+          <w:rFonts w:asciiTheme="minorHAnsi" w:hAnsiTheme="minorHAnsi" w:cs="Times New Roman"/>
+          <w:color w:val="000000" w:themeColor="text1"/>
+          <w:sz w:val="22"/>
+          <w:szCs w:val="22"/>
+        </w:rPr>
+      </w:pPr>
+      <w:r>
+        <w:rPr>
+          <w:rFonts w:asciiTheme="minorHAnsi" w:hAnsiTheme="minorHAnsi" w:cs="Times New Roman"/>
+          <w:color w:val="000000" w:themeColor="text1"/>
+          <w:sz w:val="22"/>
+          <w:szCs w:val="22"/>
+        </w:rPr>
+        <w:t>W</w:t>
+      </w:r>
+      <w:r>
+        <w:rPr>
+          <w:rFonts w:asciiTheme="minorHAnsi" w:hAnsiTheme="minorHAnsi" w:cs="Times New Roman"/>
+          <w:color w:val="000000" w:themeColor="text1"/>
+          <w:sz w:val="22"/>
+          <w:szCs w:val="22"/>
+        </w:rPr>
+        <w:t>hat is the California Endangered Species Act?</w:t>
+      </w:r>
+    </w:p>
+    <w:p>
+      <w:pPr>
+        <w:pStyle w:val="ListParagraph"/>
+        <w:numPr>
+          <w:ilvl w:val="0"/>
+          <w:numId w:val="5"/>
+        </w:numPr>
+        <w:spacing w:after="0" w:line="276" w:lineRule="auto"/>
+      </w:pPr>
+      <w:r>
+        <w:t>How do does one submit a petition?</w:t>
+      </w:r>
+    </w:p>
+    <w:p>
+      <w:pPr>
+        <w:pStyle w:val="ListParagraph"/>
+        <w:numPr>
+          <w:ilvl w:val="0"/>
+          <w:numId w:val="5"/>
+        </w:numPr>
+        <w:spacing w:after="0" w:line="276" w:lineRule="auto"/>
+      </w:pPr>
+      <w:r>
+        <w:t>What is the petition process (very briefly)</w:t>
+      </w:r>
+    </w:p>
+    <w:p>
+      <w:pPr>
+        <w:spacing w:after="0" w:line="276" w:lineRule="auto"/>
+        <w:rPr>
+          <w:rFonts w:asciiTheme="minorHAnsi" w:hAnsiTheme="minorHAnsi" w:cs="Times New Roman"/>
+          <w:color w:val="000000" w:themeColor="text1"/>
+          <w:sz w:val="22"/>
+          <w:szCs w:val="22"/>
+        </w:rPr>
+      </w:pPr>
+      <w:r>
+        <w:rPr>
+          <w:rFonts w:asciiTheme="minorHAnsi" w:hAnsiTheme="minorHAnsi" w:cs="Times New Roman"/>
+          <w:color w:val="000000" w:themeColor="text1"/>
+          <w:sz w:val="22"/>
+          <w:szCs w:val="22"/>
+        </w:rPr>
+        <w:t>Resources:</w:t>
+      </w:r>
+      <w:r>
+        <w:t xml:space="preserve"> </w:t>
+      </w:r>
+      <w:hyperlink r:id="rId14" w:history="1">
+        <w:r>
+          <w:rPr>
+            <w:rStyle w:val="Hyperlink"/>
+            <w:rFonts w:asciiTheme="minorHAnsi" w:hAnsiTheme="minorHAnsi" w:cs="Times New Roman"/>
+            <w:sz w:val="22"/>
+            <w:szCs w:val="22"/>
+          </w:rPr>
+          <w:t>https://fgc.ca.gov/CESA#3942-the-cesa-petition-process</w:t>
+        </w:r>
+      </w:hyperlink>
+    </w:p>
+    <w:p>
+      <w:pPr>
+        <w:spacing w:after="0" w:line="276" w:lineRule="auto"/>
+        <w:rPr>
+          <w:rFonts w:asciiTheme="minorHAnsi" w:hAnsiTheme="minorHAnsi" w:cs="Times New Roman"/>
+          <w:color w:val="000000" w:themeColor="text1"/>
+          <w:sz w:val="22"/>
+          <w:szCs w:val="22"/>
+        </w:rPr>
+      </w:pPr>
+    </w:p>
+    <w:p>
+      <w:pPr>
+        <w:pStyle w:val="Heading2"/>
+        <w:spacing w:before="0" w:after="0" w:line="276" w:lineRule="auto"/>
+        <w:rPr>
+          <w:rFonts w:asciiTheme="minorHAnsi" w:hAnsiTheme="minorHAnsi" w:cs="Times New Roman"/>
+          <w:color w:val="000000" w:themeColor="text1"/>
+          <w:sz w:val="22"/>
+          <w:szCs w:val="22"/>
+        </w:rPr>
+      </w:pPr>
+      <w:r>
+        <w:rPr>
+          <w:rFonts w:asciiTheme="minorHAnsi" w:hAnsiTheme="minorHAnsi" w:cs="Times New Roman"/>
+          <w:b/>
+          <w:bCs/>
+          <w:color w:val="000000" w:themeColor="text1"/>
+          <w:sz w:val="22"/>
+          <w:szCs w:val="22"/>
+        </w:rPr>
+        <w:t xml:space="preserve">As a class:  </w:t>
+      </w:r>
+      <w:r>
+        <w:rPr>
+          <w:rFonts w:asciiTheme="minorHAnsi" w:hAnsiTheme="minorHAnsi" w:cs="Times New Roman"/>
+          <w:color w:val="000000" w:themeColor="text1"/>
+          <w:sz w:val="22"/>
+          <w:szCs w:val="22"/>
+        </w:rPr>
+        <w:t>What are the current active petitions?  Which ones are we as a class interested in commenting on?  What questions do we have for Erika about how our letter will be most effective at this stage of the decision process or not</w:t>
+      </w:r>
+      <w:r>
+        <w:rPr>
+          <w:rFonts w:asciiTheme="minorHAnsi" w:hAnsiTheme="minorHAnsi" w:cs="Times New Roman"/>
+          <w:color w:val="000000" w:themeColor="text1"/>
+          <w:sz w:val="22"/>
+          <w:szCs w:val="22"/>
+        </w:rPr>
+        <w:t xml:space="preserve">?  </w:t>
+      </w:r>
+    </w:p>
+    <w:p>
+      <w:pPr>
+        <w:spacing w:after="0" w:line="276" w:lineRule="auto"/>
+        <w:rPr>
+          <w:rFonts w:asciiTheme="minorHAnsi" w:hAnsiTheme="minorHAnsi" w:cs="Times New Roman"/>
+          <w:color w:val="000000" w:themeColor="text1"/>
+          <w:sz w:val="22"/>
+          <w:szCs w:val="22"/>
+        </w:rPr>
+      </w:pPr>
+      <w:r>
+        <w:rPr>
+          <w:rFonts w:asciiTheme="minorHAnsi" w:hAnsiTheme="minorHAnsi" w:cs="Times New Roman"/>
+          <w:color w:val="000000" w:themeColor="text1"/>
+          <w:sz w:val="22"/>
+          <w:szCs w:val="22"/>
+        </w:rPr>
+        <w:t>Resources:</w:t>
+      </w:r>
+      <w:r>
+        <w:rPr>
+          <w:rFonts w:asciiTheme="minorHAnsi" w:hAnsiTheme="minorHAnsi" w:cs="Times New Roman"/>
+          <w:color w:val="000000" w:themeColor="text1"/>
+          <w:sz w:val="22"/>
+          <w:szCs w:val="22"/>
+        </w:rPr>
+        <w:t xml:space="preserve"> </w:t>
+      </w:r>
+      <w:hyperlink r:id="rId15" w:history="1">
+        <w:r>
+          <w:rPr>
+            <w:rStyle w:val="Hyperlink"/>
+            <w:rFonts w:asciiTheme="minorHAnsi" w:hAnsiTheme="minorHAnsi" w:cs="Times New Roman"/>
+            <w:sz w:val="22"/>
+            <w:szCs w:val="22"/>
+          </w:rPr>
+          <w:t>https://fgc.ca.gov/CESA#3942-the-cesa-petition-process</w:t>
+        </w:r>
+      </w:hyperlink>
+    </w:p>
+    <w:p>
+      <w:pPr>
+        <w:spacing w:after="0" w:line="276" w:lineRule="auto"/>
+        <w:rPr>
+          <w:rFonts w:asciiTheme="minorHAnsi" w:hAnsiTheme="minorHAnsi" w:cs="Times New Roman"/>
+          <w:color w:val="000000" w:themeColor="text1"/>
+          <w:sz w:val="22"/>
+          <w:szCs w:val="22"/>
+        </w:rPr>
+      </w:pPr>
+    </w:p>
+    <w:p>
+      <w:pPr>
+        <w:pStyle w:val="Heading2"/>
+        <w:spacing w:before="0" w:after="0" w:line="276" w:lineRule="auto"/>
+        <w:rPr>
+          <w:rFonts w:asciiTheme="minorHAnsi" w:hAnsiTheme="minorHAnsi" w:cs="Times New Roman"/>
+          <w:color w:val="000000" w:themeColor="text1"/>
+          <w:sz w:val="22"/>
+          <w:szCs w:val="22"/>
+        </w:rPr>
+      </w:pPr>
+      <w:r>
+        <w:rPr>
+          <w:rFonts w:asciiTheme="minorHAnsi" w:hAnsiTheme="minorHAnsi" w:cs="Times New Roman"/>
+          <w:b/>
+          <w:bCs/>
+          <w:color w:val="000000" w:themeColor="text1"/>
+          <w:sz w:val="22"/>
+          <w:szCs w:val="22"/>
+        </w:rPr>
+        <w:lastRenderedPageBreak/>
+        <w:t>Develop q</w:t>
+      </w:r>
+      <w:r>
+        <w:rPr>
+          <w:rFonts w:asciiTheme="minorHAnsi" w:hAnsiTheme="minorHAnsi" w:cs="Times New Roman"/>
+          <w:b/>
+          <w:bCs/>
+          <w:color w:val="000000" w:themeColor="text1"/>
+          <w:sz w:val="22"/>
+          <w:szCs w:val="22"/>
+        </w:rPr>
+        <w:t>uestion for our guest</w:t>
+      </w:r>
+      <w:r>
+        <w:rPr>
+          <w:rFonts w:asciiTheme="minorHAnsi" w:hAnsiTheme="minorHAnsi" w:cs="Times New Roman"/>
+          <w:b/>
+          <w:bCs/>
+          <w:color w:val="000000" w:themeColor="text1"/>
+          <w:sz w:val="22"/>
+          <w:szCs w:val="22"/>
+        </w:rPr>
+        <w:t xml:space="preserve">:  </w:t>
+      </w:r>
+      <w:r>
+        <w:rPr>
+          <w:rFonts w:asciiTheme="minorHAnsi" w:hAnsiTheme="minorHAnsi" w:cs="Times New Roman"/>
+          <w:color w:val="000000" w:themeColor="text1"/>
+          <w:sz w:val="22"/>
+          <w:szCs w:val="22"/>
+        </w:rPr>
+        <w:t>After the group reports, write one question you would genuinely like to ask Commissioner Zavaleta about how science informs conservation decisions in practice. Consider uncertainty in the science, constraints on the Commission, or disagreement among scientists, stakeholders, and the public.</w:t>
+      </w:r>
+    </w:p>
+    <w:p/>
+    <w:p>
+      <w:pPr>
+        <w:spacing w:after="0" w:line="276" w:lineRule="auto"/>
+        <w:rPr>
+          <w:rFonts w:asciiTheme="minorHAnsi" w:hAnsiTheme="minorHAnsi" w:cs="Times New Roman"/>
+          <w:color w:val="000000" w:themeColor="text1"/>
+          <w:sz w:val="22"/>
+          <w:szCs w:val="22"/>
+        </w:rPr>
+      </w:pPr>
+      <w:r>
+        <w:rPr>
+          <w:rFonts w:asciiTheme="minorHAnsi" w:hAnsiTheme="minorHAnsi" w:cs="Times New Roman"/>
+          <w:color w:val="000000" w:themeColor="text1"/>
+          <w:sz w:val="22"/>
+          <w:szCs w:val="22"/>
+        </w:rPr>
+        <w:t>Here are some of my questions to get us started:</w:t>
+      </w:r>
+    </w:p>
+    <w:p>
+      <w:pPr>
+        <w:pStyle w:val="ListParagraph"/>
+        <w:numPr>
+          <w:ilvl w:val="0"/>
+          <w:numId w:val="3"/>
+        </w:numPr>
+        <w:spacing w:after="0" w:line="276" w:lineRule="auto"/>
+        <w:rPr>
+          <w:rFonts w:asciiTheme="minorHAnsi" w:hAnsiTheme="minorHAnsi" w:cs="Times New Roman"/>
+          <w:color w:val="000000" w:themeColor="text1"/>
+          <w:sz w:val="22"/>
+          <w:szCs w:val="22"/>
+        </w:rPr>
+      </w:pPr>
+      <w:r>
+        <w:rPr>
+          <w:rFonts w:asciiTheme="minorHAnsi" w:hAnsiTheme="minorHAnsi" w:cs="Times New Roman"/>
+          <w:color w:val="000000" w:themeColor="text1"/>
+          <w:sz w:val="22"/>
+          <w:szCs w:val="22"/>
+        </w:rPr>
+        <w:t>Where can scientific evidence enter, and who else can provide input?</w:t>
+      </w:r>
+    </w:p>
+    <w:p>
+      <w:pPr>
+        <w:pStyle w:val="ListParagraph"/>
+        <w:numPr>
+          <w:ilvl w:val="0"/>
+          <w:numId w:val="3"/>
+        </w:numPr>
+        <w:spacing w:after="0" w:line="276" w:lineRule="auto"/>
+        <w:rPr>
+          <w:rFonts w:asciiTheme="minorHAnsi" w:hAnsiTheme="minorHAnsi" w:cs="Times New Roman"/>
+          <w:color w:val="000000" w:themeColor="text1"/>
+          <w:sz w:val="22"/>
+          <w:szCs w:val="22"/>
+        </w:rPr>
+      </w:pPr>
+      <w:r>
+        <w:rPr>
+          <w:rFonts w:asciiTheme="minorHAnsi" w:hAnsiTheme="minorHAnsi" w:cs="Times New Roman"/>
+          <w:color w:val="000000" w:themeColor="text1"/>
+          <w:sz w:val="22"/>
+          <w:szCs w:val="22"/>
+        </w:rPr>
+        <w:t>When can the public comment? What role does the legislature play relative to the Commission?</w:t>
+      </w:r>
+    </w:p>
+    <w:p>
+      <w:pPr>
+        <w:pStyle w:val="ListParagraph"/>
+        <w:numPr>
+          <w:ilvl w:val="0"/>
+          <w:numId w:val="3"/>
+        </w:numPr>
+        <w:spacing w:after="0" w:line="276" w:lineRule="auto"/>
+        <w:rPr>
+          <w:rFonts w:asciiTheme="minorHAnsi" w:hAnsiTheme="minorHAnsi" w:cs="Times New Roman"/>
+          <w:color w:val="000000" w:themeColor="text1"/>
+          <w:sz w:val="22"/>
+          <w:szCs w:val="22"/>
+        </w:rPr>
+      </w:pPr>
+      <w:r>
+        <w:rPr>
+          <w:rFonts w:asciiTheme="minorHAnsi" w:hAnsiTheme="minorHAnsi" w:cs="Times New Roman"/>
+          <w:color w:val="000000" w:themeColor="text1"/>
+          <w:sz w:val="22"/>
+          <w:szCs w:val="22"/>
+        </w:rPr>
+        <w:t>Where might a scientist have the greatest opportunity to influence the discussion?</w:t>
+      </w:r>
+    </w:p>
+    <w:p>
+      <w:pPr>
+        <w:pStyle w:val="ListParagraph"/>
+        <w:spacing w:after="0" w:line="276" w:lineRule="auto"/>
+        <w:rPr>
+          <w:rFonts w:asciiTheme="minorHAnsi" w:hAnsiTheme="minorHAnsi" w:cs="Times New Roman"/>
+          <w:color w:val="000000" w:themeColor="text1"/>
+          <w:sz w:val="22"/>
+          <w:szCs w:val="22"/>
+        </w:rPr>
+      </w:pPr>
+    </w:p>
+    <w:p>
+      <w:pPr>
+        <w:pStyle w:val="Heading2"/>
+        <w:spacing w:before="0" w:after="0" w:line="276" w:lineRule="auto"/>
+        <w:rPr>
+          <w:rFonts w:asciiTheme="minorHAnsi" w:hAnsiTheme="minorHAnsi" w:cs="Times New Roman"/>
+          <w:b/>
+          <w:bCs/>
+          <w:color w:val="000000" w:themeColor="text1"/>
+          <w:sz w:val="22"/>
+          <w:szCs w:val="22"/>
+        </w:rPr>
+      </w:pPr>
+      <w:r>
+        <w:rPr>
+          <w:rFonts w:asciiTheme="minorHAnsi" w:hAnsiTheme="minorHAnsi" w:cs="Times New Roman"/>
+          <w:b/>
+          <w:bCs/>
+          <w:color w:val="000000" w:themeColor="text1"/>
+          <w:sz w:val="22"/>
+          <w:szCs w:val="22"/>
+        </w:rPr>
+        <w:t>If time permits</w:t>
+      </w:r>
+      <w:r>
+        <w:rPr>
+          <w:rFonts w:asciiTheme="minorHAnsi" w:hAnsiTheme="minorHAnsi" w:cs="Times New Roman"/>
+          <w:b/>
+          <w:bCs/>
+          <w:color w:val="000000" w:themeColor="text1"/>
+          <w:sz w:val="22"/>
+          <w:szCs w:val="22"/>
+        </w:rPr>
+        <w:t>,</w:t>
+      </w:r>
+      <w:r>
+        <w:rPr>
+          <w:rFonts w:asciiTheme="minorHAnsi" w:hAnsiTheme="minorHAnsi" w:cs="Times New Roman"/>
+          <w:b/>
+          <w:bCs/>
+          <w:color w:val="000000" w:themeColor="text1"/>
+          <w:sz w:val="22"/>
+          <w:szCs w:val="22"/>
+        </w:rPr>
+        <w:t xml:space="preserve"> </w:t>
+      </w:r>
+      <w:r>
+        <w:rPr>
+          <w:rFonts w:asciiTheme="minorHAnsi" w:hAnsiTheme="minorHAnsi" w:cs="Times New Roman"/>
+          <w:b/>
+          <w:bCs/>
+          <w:color w:val="000000" w:themeColor="text1"/>
+          <w:sz w:val="22"/>
+          <w:szCs w:val="22"/>
+        </w:rPr>
+        <w:t>c</w:t>
+      </w:r>
+      <w:r>
+        <w:rPr>
+          <w:rFonts w:asciiTheme="minorHAnsi" w:hAnsiTheme="minorHAnsi" w:cs="Times New Roman"/>
+          <w:b/>
+          <w:bCs/>
+          <w:color w:val="000000" w:themeColor="text1"/>
+          <w:sz w:val="22"/>
+          <w:szCs w:val="22"/>
+        </w:rPr>
+        <w:t>ompare Colorado and California</w:t>
+      </w:r>
+    </w:p>
+    <w:p>
+      <w:pPr>
+        <w:spacing w:after="0" w:line="276" w:lineRule="auto"/>
+        <w:rPr>
+          <w:rFonts w:asciiTheme="minorHAnsi" w:hAnsiTheme="minorHAnsi" w:cs="Times New Roman"/>
+          <w:color w:val="000000" w:themeColor="text1"/>
+          <w:sz w:val="22"/>
+          <w:szCs w:val="22"/>
+        </w:rPr>
+      </w:pPr>
+      <w:r>
+        <w:rPr>
+          <w:rFonts w:asciiTheme="minorHAnsi" w:hAnsiTheme="minorHAnsi" w:cs="Times New Roman"/>
+          <w:color w:val="000000" w:themeColor="text1"/>
+          <w:sz w:val="22"/>
+          <w:szCs w:val="22"/>
+        </w:rPr>
+        <w:t>How does the Colorado Parks and Wildlife process differ from the California process? Identify one meaningful similarity and one difference in how science can inform decisions. Use these resources as starting points:</w:t>
+      </w:r>
+    </w:p>
+    <w:p>
+      <w:pPr>
+        <w:spacing w:after="0" w:line="276" w:lineRule="auto"/>
+        <w:rPr>
+          <w:rFonts w:asciiTheme="minorHAnsi" w:hAnsiTheme="minorHAnsi" w:cs="Times New Roman"/>
+          <w:color w:val="000000" w:themeColor="text1"/>
+          <w:sz w:val="22"/>
+          <w:szCs w:val="22"/>
+        </w:rPr>
+      </w:pPr>
+      <w:hyperlink r:id="rId16" w:history="1">
+        <w:r>
+          <w:rPr>
+            <w:rStyle w:val="Hyperlink"/>
+            <w:rFonts w:asciiTheme="minorHAnsi" w:hAnsiTheme="minorHAnsi" w:cs="Times New Roman"/>
+            <w:color w:val="000000" w:themeColor="text1"/>
+            <w:sz w:val="22"/>
+            <w:szCs w:val="22"/>
           </w:rPr>
           <w:t>https://cpw.state.co.us/state-wildlife-action-plan</w:t>
         </w:r>
       </w:hyperlink>
       <w:r>
         <w:rPr>
-          <w:rFonts w:cs="Times New Roman"/>
+          <w:rFonts w:asciiTheme="minorHAnsi" w:hAnsiTheme="minorHAnsi" w:cs="Times New Roman"/>
+          <w:color w:val="000000" w:themeColor="text1"/>
+          <w:sz w:val="22"/>
+          <w:szCs w:val="22"/>
         </w:rPr>
         <w:t xml:space="preserve"> </w:t>
       </w:r>
     </w:p>
     <w:p>
       <w:pPr>
-        <w:spacing w:line="240" w:lineRule="auto"/>
-        <w:rPr>
-          <w:rFonts w:cs="Times New Roman"/>
-        </w:rPr>
-      </w:pPr>
-      <w:hyperlink r:id="rId11" w:history="1">
+        <w:spacing w:after="0" w:line="276" w:lineRule="auto"/>
+        <w:rPr>
+          <w:rFonts w:asciiTheme="minorHAnsi" w:hAnsiTheme="minorHAnsi" w:cs="Times New Roman"/>
+          <w:color w:val="000000" w:themeColor="text1"/>
+          <w:sz w:val="22"/>
+          <w:szCs w:val="22"/>
+        </w:rPr>
+      </w:pPr>
+      <w:hyperlink r:id="rId17" w:history="1">
         <w:r>
           <w:rPr>
             <w:rStyle w:val="Hyperlink"/>
-            <w:rFonts w:cs="Times New Roman"/>
+            <w:rFonts w:asciiTheme="minorHAnsi" w:hAnsiTheme="minorHAnsi" w:cs="Times New Roman"/>
+            <w:color w:val="000000" w:themeColor="text1"/>
+            <w:sz w:val="22"/>
+            <w:szCs w:val="22"/>
           </w:rPr>
           <w:t>https://cpw.widen.net/s/tfvszsrnl6/2025-swap-planning-process--major-findings</w:t>
         </w:r>
       </w:hyperlink>
       <w:r>
         <w:rPr>
-          <w:rFonts w:cs="Times New Roman"/>
+          <w:rFonts w:asciiTheme="minorHAnsi" w:hAnsiTheme="minorHAnsi" w:cs="Times New Roman"/>
+          <w:color w:val="000000" w:themeColor="text1"/>
+          <w:sz w:val="22"/>
+          <w:szCs w:val="22"/>
         </w:rPr>
         <w:t xml:space="preserve"> </w:t>
       </w:r>
     </w:p>
     <w:p>
       <w:pPr>
-        <w:spacing w:line="240" w:lineRule="auto"/>
-        <w:rPr>
-          <w:rFonts w:cs="Times New Roman"/>
+        <w:spacing w:after="0" w:line="276" w:lineRule="auto"/>
+        <w:rPr>
+          <w:rFonts w:asciiTheme="minorHAnsi" w:hAnsiTheme="minorHAnsi" w:cs="Times New Roman"/>
+          <w:color w:val="000000" w:themeColor="text1"/>
+          <w:sz w:val="22"/>
+          <w:szCs w:val="22"/>
         </w:rPr>
       </w:pPr>
     </w:p>
@@ -827,6 +1427,587 @@
     </w:sectPr>
   </w:body>
 </w:document>
+</file>
+
+<file path=word/numbering.xml><?xml version="1.0" encoding="utf-8"?>
+<w:numbering xmlns:wpc="http://schemas.microsoft.com/office/word/2010/wordprocessingCanvas" xmlns:cx="http://schemas.microsoft.com/office/drawing/2014/chartex" xmlns:cx1="http://schemas.microsoft.com/office/drawing/2015/9/8/chartex" xmlns:cx2="http://schemas.microsoft.com/office/drawing/2015/10/21/chartex" xmlns:cx3="http://schemas.microsoft.com/office/drawing/2016/5/9/chartex" xmlns:cx4="http://schemas.microsoft.com/office/drawing/2016/5/10/chartex" xmlns:cx5="http://schemas.microsoft.com/office/drawing/2016/5/11/chartex" xmlns:cx6="http://schemas.microsoft.com/office/drawing/2016/5/12/chartex" xmlns:cx7="http://schemas.microsoft.com/office/drawing/2016/5/13/chartex" xmlns:cx8="http://schemas.microsoft.com/office/drawing/2016/5/14/chartex" xmlns:mc="http://schemas.openxmlformats.org/markup-compatibility/2006" xmlns:aink="http://schemas.microsoft.com/office/drawing/2016/ink" xmlns:am3d="http://schemas.microsoft.com/office/drawing/2017/model3d" xmlns:o="urn:schemas-microsoft-com:office:office" xmlns:oel="http://schemas.microsoft.com/office/2019/extlst" xmlns:r="http://schemas.openxmlformats.org/officeDocument/2006/relationships" xmlns:m="http://schemas.openxmlformats.org/officeDocument/2006/math" xmlns:v="urn:schemas-microsoft-com:vml" xmlns:wp14="http://schemas.microsoft.com/office/word/2010/wordprocessingDrawing" xmlns:wp="http://schemas.openxmlformats.org/drawingml/2006/wordprocessingDrawing" xmlns:w10="urn:schemas-microsoft-com:office:word" xmlns:w="http://schemas.openxmlformats.org/wordprocessingml/2006/main" xmlns:w14="http://schemas.microsoft.com/office/word/2010/wordml" xmlns:w15="http://schemas.microsoft.com/office/word/2012/wordml" xmlns:w16cex="http://schemas.microsoft.com/office/word/2018/wordml/cex" xmlns:w16cid="http://schemas.microsoft.com/office/word/2016/wordml/cid" xmlns:w16="http://schemas.microsoft.com/office/word/2018/wordml" xmlns:w16du="http://schemas.microsoft.com/office/word/2023/wordml/word16du" xmlns:w16sdtdh="http://schemas.microsoft.com/office/word/2020/wordml/sdtdatahash" xmlns:w16se="http://schemas.microsoft.com/office/word/2015/wordml/symex" xmlns:wpg="http://schemas.microsoft.com/office/word/2010/wordprocessingGroup" xmlns:wpi="http://schemas.microsoft.com/office/word/2010/wordprocessingInk" xmlns:wne="http://schemas.microsoft.com/office/word/2006/wordml" xmlns:wps="http://schemas.microsoft.com/office/word/2010/wordprocessingShape" mc:Ignorable="w14 w15 w16se w16cid w16 w16cex w16sdtdh w16du wp14">
+  <w:abstractNum w:abstractNumId="0" w15:restartNumberingAfterBreak="0">
+    <w:nsid w:val="349D2163"/>
+    <w:multiLevelType w:val="hybridMultilevel"/>
+    <w:tmpl w:val="E12CE53E"/>
+    <w:lvl w:ilvl="0" w:tplc="71507F68">
+      <w:numFmt w:val="bullet"/>
+      <w:lvlText w:val="•"/>
+      <w:lvlJc w:val="left"/>
+      <w:pPr>
+        <w:ind w:left="720" w:hanging="360"/>
+      </w:pPr>
+      <w:rPr>
+        <w:rFonts w:ascii="Aptos" w:eastAsiaTheme="minorEastAsia" w:hAnsi="Aptos" w:cs="Times New Roman" w:hint="default"/>
+      </w:rPr>
+    </w:lvl>
+    <w:lvl w:ilvl="1" w:tplc="04090003" w:tentative="1">
+      <w:start w:val="1"/>
+      <w:numFmt w:val="bullet"/>
+      <w:lvlText w:val="o"/>
+      <w:lvlJc w:val="left"/>
+      <w:pPr>
+        <w:ind w:left="1440" w:hanging="360"/>
+      </w:pPr>
+      <w:rPr>
+        <w:rFonts w:ascii="Courier New" w:hAnsi="Courier New" w:hint="default"/>
+      </w:rPr>
+    </w:lvl>
+    <w:lvl w:ilvl="2" w:tplc="04090005" w:tentative="1">
+      <w:start w:val="1"/>
+      <w:numFmt w:val="bullet"/>
+      <w:lvlText w:val=""/>
+      <w:lvlJc w:val="left"/>
+      <w:pPr>
+        <w:ind w:left="2160" w:hanging="360"/>
+      </w:pPr>
+      <w:rPr>
+        <w:rFonts w:ascii="Wingdings" w:hAnsi="Wingdings" w:hint="default"/>
+      </w:rPr>
+    </w:lvl>
+    <w:lvl w:ilvl="3" w:tplc="04090001" w:tentative="1">
+      <w:start w:val="1"/>
+      <w:numFmt w:val="bullet"/>
+      <w:lvlText w:val=""/>
+      <w:lvlJc w:val="left"/>
+      <w:pPr>
+        <w:ind w:left="2880" w:hanging="360"/>
+      </w:pPr>
+      <w:rPr>
+        <w:rFonts w:ascii="Symbol" w:hAnsi="Symbol" w:hint="default"/>
+      </w:rPr>
+    </w:lvl>
+    <w:lvl w:ilvl="4" w:tplc="04090003" w:tentative="1">
+      <w:start w:val="1"/>
+      <w:numFmt w:val="bullet"/>
+      <w:lvlText w:val="o"/>
+      <w:lvlJc w:val="left"/>
+      <w:pPr>
+        <w:ind w:left="3600" w:hanging="360"/>
+      </w:pPr>
+      <w:rPr>
+        <w:rFonts w:ascii="Courier New" w:hAnsi="Courier New" w:hint="default"/>
+      </w:rPr>
+    </w:lvl>
+    <w:lvl w:ilvl="5" w:tplc="04090005" w:tentative="1">
+      <w:start w:val="1"/>
+      <w:numFmt w:val="bullet"/>
+      <w:lvlText w:val=""/>
+      <w:lvlJc w:val="left"/>
+      <w:pPr>
+        <w:ind w:left="4320" w:hanging="360"/>
+      </w:pPr>
+      <w:rPr>
+        <w:rFonts w:ascii="Wingdings" w:hAnsi="Wingdings" w:hint="default"/>
+      </w:rPr>
+    </w:lvl>
+    <w:lvl w:ilvl="6" w:tplc="04090001" w:tentative="1">
+      <w:start w:val="1"/>
+      <w:numFmt w:val="bullet"/>
+      <w:lvlText w:val=""/>
+      <w:lvlJc w:val="left"/>
+      <w:pPr>
+        <w:ind w:left="5040" w:hanging="360"/>
+      </w:pPr>
+      <w:rPr>
+        <w:rFonts w:ascii="Symbol" w:hAnsi="Symbol" w:hint="default"/>
+      </w:rPr>
+    </w:lvl>
+    <w:lvl w:ilvl="7" w:tplc="04090003" w:tentative="1">
+      <w:start w:val="1"/>
+      <w:numFmt w:val="bullet"/>
+      <w:lvlText w:val="o"/>
+      <w:lvlJc w:val="left"/>
+      <w:pPr>
+        <w:ind w:left="5760" w:hanging="360"/>
+      </w:pPr>
+      <w:rPr>
+        <w:rFonts w:ascii="Courier New" w:hAnsi="Courier New" w:hint="default"/>
+      </w:rPr>
+    </w:lvl>
+    <w:lvl w:ilvl="8" w:tplc="04090005" w:tentative="1">
+      <w:start w:val="1"/>
+      <w:numFmt w:val="bullet"/>
+      <w:lvlText w:val=""/>
+      <w:lvlJc w:val="left"/>
+      <w:pPr>
+        <w:ind w:left="6480" w:hanging="360"/>
+      </w:pPr>
+      <w:rPr>
+        <w:rFonts w:ascii="Wingdings" w:hAnsi="Wingdings" w:hint="default"/>
+      </w:rPr>
+    </w:lvl>
+  </w:abstractNum>
+  <w:abstractNum w:abstractNumId="1" w15:restartNumberingAfterBreak="0">
+    <w:nsid w:val="45AE762D"/>
+    <w:multiLevelType w:val="hybridMultilevel"/>
+    <w:tmpl w:val="E0827BC8"/>
+    <w:lvl w:ilvl="0" w:tplc="71507F68">
+      <w:numFmt w:val="bullet"/>
+      <w:lvlText w:val="•"/>
+      <w:lvlJc w:val="left"/>
+      <w:pPr>
+        <w:ind w:left="720" w:hanging="360"/>
+      </w:pPr>
+      <w:rPr>
+        <w:rFonts w:ascii="Aptos" w:eastAsiaTheme="minorEastAsia" w:hAnsi="Aptos" w:cs="Times New Roman" w:hint="default"/>
+      </w:rPr>
+    </w:lvl>
+    <w:lvl w:ilvl="1" w:tplc="04090003" w:tentative="1">
+      <w:start w:val="1"/>
+      <w:numFmt w:val="bullet"/>
+      <w:lvlText w:val="o"/>
+      <w:lvlJc w:val="left"/>
+      <w:pPr>
+        <w:ind w:left="1440" w:hanging="360"/>
+      </w:pPr>
+      <w:rPr>
+        <w:rFonts w:ascii="Courier New" w:hAnsi="Courier New" w:hint="default"/>
+      </w:rPr>
+    </w:lvl>
+    <w:lvl w:ilvl="2" w:tplc="04090005" w:tentative="1">
+      <w:start w:val="1"/>
+      <w:numFmt w:val="bullet"/>
+      <w:lvlText w:val=""/>
+      <w:lvlJc w:val="left"/>
+      <w:pPr>
+        <w:ind w:left="2160" w:hanging="360"/>
+      </w:pPr>
+      <w:rPr>
+        <w:rFonts w:ascii="Wingdings" w:hAnsi="Wingdings" w:hint="default"/>
+      </w:rPr>
+    </w:lvl>
+    <w:lvl w:ilvl="3" w:tplc="04090001" w:tentative="1">
+      <w:start w:val="1"/>
+      <w:numFmt w:val="bullet"/>
+      <w:lvlText w:val=""/>
+      <w:lvlJc w:val="left"/>
+      <w:pPr>
+        <w:ind w:left="2880" w:hanging="360"/>
+      </w:pPr>
+      <w:rPr>
+        <w:rFonts w:ascii="Symbol" w:hAnsi="Symbol" w:hint="default"/>
+      </w:rPr>
+    </w:lvl>
+    <w:lvl w:ilvl="4" w:tplc="04090003" w:tentative="1">
+      <w:start w:val="1"/>
+      <w:numFmt w:val="bullet"/>
+      <w:lvlText w:val="o"/>
+      <w:lvlJc w:val="left"/>
+      <w:pPr>
+        <w:ind w:left="3600" w:hanging="360"/>
+      </w:pPr>
+      <w:rPr>
+        <w:rFonts w:ascii="Courier New" w:hAnsi="Courier New" w:hint="default"/>
+      </w:rPr>
+    </w:lvl>
+    <w:lvl w:ilvl="5" w:tplc="04090005" w:tentative="1">
+      <w:start w:val="1"/>
+      <w:numFmt w:val="bullet"/>
+      <w:lvlText w:val=""/>
+      <w:lvlJc w:val="left"/>
+      <w:pPr>
+        <w:ind w:left="4320" w:hanging="360"/>
+      </w:pPr>
+      <w:rPr>
+        <w:rFonts w:ascii="Wingdings" w:hAnsi="Wingdings" w:hint="default"/>
+      </w:rPr>
+    </w:lvl>
+    <w:lvl w:ilvl="6" w:tplc="04090001" w:tentative="1">
+      <w:start w:val="1"/>
+      <w:numFmt w:val="bullet"/>
+      <w:lvlText w:val=""/>
+      <w:lvlJc w:val="left"/>
+      <w:pPr>
+        <w:ind w:left="5040" w:hanging="360"/>
+      </w:pPr>
+      <w:rPr>
+        <w:rFonts w:ascii="Symbol" w:hAnsi="Symbol" w:hint="default"/>
+      </w:rPr>
+    </w:lvl>
+    <w:lvl w:ilvl="7" w:tplc="04090003" w:tentative="1">
+      <w:start w:val="1"/>
+      <w:numFmt w:val="bullet"/>
+      <w:lvlText w:val="o"/>
+      <w:lvlJc w:val="left"/>
+      <w:pPr>
+        <w:ind w:left="5760" w:hanging="360"/>
+      </w:pPr>
+      <w:rPr>
+        <w:rFonts w:ascii="Courier New" w:hAnsi="Courier New" w:hint="default"/>
+      </w:rPr>
+    </w:lvl>
+    <w:lvl w:ilvl="8" w:tplc="04090005" w:tentative="1">
+      <w:start w:val="1"/>
+      <w:numFmt w:val="bullet"/>
+      <w:lvlText w:val=""/>
+      <w:lvlJc w:val="left"/>
+      <w:pPr>
+        <w:ind w:left="6480" w:hanging="360"/>
+      </w:pPr>
+      <w:rPr>
+        <w:rFonts w:ascii="Wingdings" w:hAnsi="Wingdings" w:hint="default"/>
+      </w:rPr>
+    </w:lvl>
+  </w:abstractNum>
+  <w:abstractNum w:abstractNumId="2" w15:restartNumberingAfterBreak="0">
+    <w:nsid w:val="48CF7973"/>
+    <w:multiLevelType w:val="hybridMultilevel"/>
+    <w:tmpl w:val="59FEE020"/>
+    <w:lvl w:ilvl="0" w:tplc="71507F68">
+      <w:numFmt w:val="bullet"/>
+      <w:lvlText w:val="•"/>
+      <w:lvlJc w:val="left"/>
+      <w:pPr>
+        <w:ind w:left="720" w:hanging="360"/>
+      </w:pPr>
+      <w:rPr>
+        <w:rFonts w:ascii="Aptos" w:eastAsiaTheme="minorEastAsia" w:hAnsi="Aptos" w:cs="Times New Roman" w:hint="default"/>
+      </w:rPr>
+    </w:lvl>
+    <w:lvl w:ilvl="1" w:tplc="04090003" w:tentative="1">
+      <w:start w:val="1"/>
+      <w:numFmt w:val="bullet"/>
+      <w:lvlText w:val="o"/>
+      <w:lvlJc w:val="left"/>
+      <w:pPr>
+        <w:ind w:left="1440" w:hanging="360"/>
+      </w:pPr>
+      <w:rPr>
+        <w:rFonts w:ascii="Courier New" w:hAnsi="Courier New" w:hint="default"/>
+      </w:rPr>
+    </w:lvl>
+    <w:lvl w:ilvl="2" w:tplc="04090005" w:tentative="1">
+      <w:start w:val="1"/>
+      <w:numFmt w:val="bullet"/>
+      <w:lvlText w:val=""/>
+      <w:lvlJc w:val="left"/>
+      <w:pPr>
+        <w:ind w:left="2160" w:hanging="360"/>
+      </w:pPr>
+      <w:rPr>
+        <w:rFonts w:ascii="Wingdings" w:hAnsi="Wingdings" w:hint="default"/>
+      </w:rPr>
+    </w:lvl>
+    <w:lvl w:ilvl="3" w:tplc="04090001" w:tentative="1">
+      <w:start w:val="1"/>
+      <w:numFmt w:val="bullet"/>
+      <w:lvlText w:val=""/>
+      <w:lvlJc w:val="left"/>
+      <w:pPr>
+        <w:ind w:left="2880" w:hanging="360"/>
+      </w:pPr>
+      <w:rPr>
+        <w:rFonts w:ascii="Symbol" w:hAnsi="Symbol" w:hint="default"/>
+      </w:rPr>
+    </w:lvl>
+    <w:lvl w:ilvl="4" w:tplc="04090003" w:tentative="1">
+      <w:start w:val="1"/>
+      <w:numFmt w:val="bullet"/>
+      <w:lvlText w:val="o"/>
+      <w:lvlJc w:val="left"/>
+      <w:pPr>
+        <w:ind w:left="3600" w:hanging="360"/>
+      </w:pPr>
+      <w:rPr>
+        <w:rFonts w:ascii="Courier New" w:hAnsi="Courier New" w:hint="default"/>
+      </w:rPr>
+    </w:lvl>
+    <w:lvl w:ilvl="5" w:tplc="04090005" w:tentative="1">
+      <w:start w:val="1"/>
+      <w:numFmt w:val="bullet"/>
+      <w:lvlText w:val=""/>
+      <w:lvlJc w:val="left"/>
+      <w:pPr>
+        <w:ind w:left="4320" w:hanging="360"/>
+      </w:pPr>
+      <w:rPr>
+        <w:rFonts w:ascii="Wingdings" w:hAnsi="Wingdings" w:hint="default"/>
+      </w:rPr>
+    </w:lvl>
+    <w:lvl w:ilvl="6" w:tplc="04090001" w:tentative="1">
+      <w:start w:val="1"/>
+      <w:numFmt w:val="bullet"/>
+      <w:lvlText w:val=""/>
+      <w:lvlJc w:val="left"/>
+      <w:pPr>
+        <w:ind w:left="5040" w:hanging="360"/>
+      </w:pPr>
+      <w:rPr>
+        <w:rFonts w:ascii="Symbol" w:hAnsi="Symbol" w:hint="default"/>
+      </w:rPr>
+    </w:lvl>
+    <w:lvl w:ilvl="7" w:tplc="04090003" w:tentative="1">
+      <w:start w:val="1"/>
+      <w:numFmt w:val="bullet"/>
+      <w:lvlText w:val="o"/>
+      <w:lvlJc w:val="left"/>
+      <w:pPr>
+        <w:ind w:left="5760" w:hanging="360"/>
+      </w:pPr>
+      <w:rPr>
+        <w:rFonts w:ascii="Courier New" w:hAnsi="Courier New" w:hint="default"/>
+      </w:rPr>
+    </w:lvl>
+    <w:lvl w:ilvl="8" w:tplc="04090005" w:tentative="1">
+      <w:start w:val="1"/>
+      <w:numFmt w:val="bullet"/>
+      <w:lvlText w:val=""/>
+      <w:lvlJc w:val="left"/>
+      <w:pPr>
+        <w:ind w:left="6480" w:hanging="360"/>
+      </w:pPr>
+      <w:rPr>
+        <w:rFonts w:ascii="Wingdings" w:hAnsi="Wingdings" w:hint="default"/>
+      </w:rPr>
+    </w:lvl>
+  </w:abstractNum>
+  <w:abstractNum w:abstractNumId="3" w15:restartNumberingAfterBreak="0">
+    <w:nsid w:val="4C7A1A1B"/>
+    <w:multiLevelType w:val="hybridMultilevel"/>
+    <w:tmpl w:val="88209FF8"/>
+    <w:lvl w:ilvl="0" w:tplc="71507F68">
+      <w:numFmt w:val="bullet"/>
+      <w:lvlText w:val="•"/>
+      <w:lvlJc w:val="left"/>
+      <w:pPr>
+        <w:ind w:left="720" w:hanging="360"/>
+      </w:pPr>
+      <w:rPr>
+        <w:rFonts w:ascii="Aptos" w:eastAsiaTheme="minorEastAsia" w:hAnsi="Aptos" w:cs="Times New Roman" w:hint="default"/>
+      </w:rPr>
+    </w:lvl>
+    <w:lvl w:ilvl="1" w:tplc="04090003" w:tentative="1">
+      <w:start w:val="1"/>
+      <w:numFmt w:val="bullet"/>
+      <w:lvlText w:val="o"/>
+      <w:lvlJc w:val="left"/>
+      <w:pPr>
+        <w:ind w:left="1440" w:hanging="360"/>
+      </w:pPr>
+      <w:rPr>
+        <w:rFonts w:ascii="Courier New" w:hAnsi="Courier New" w:hint="default"/>
+      </w:rPr>
+    </w:lvl>
+    <w:lvl w:ilvl="2" w:tplc="04090005" w:tentative="1">
+      <w:start w:val="1"/>
+      <w:numFmt w:val="bullet"/>
+      <w:lvlText w:val=""/>
+      <w:lvlJc w:val="left"/>
+      <w:pPr>
+        <w:ind w:left="2160" w:hanging="360"/>
+      </w:pPr>
+      <w:rPr>
+        <w:rFonts w:ascii="Wingdings" w:hAnsi="Wingdings" w:hint="default"/>
+      </w:rPr>
+    </w:lvl>
+    <w:lvl w:ilvl="3" w:tplc="04090001" w:tentative="1">
+      <w:start w:val="1"/>
+      <w:numFmt w:val="bullet"/>
+      <w:lvlText w:val=""/>
+      <w:lvlJc w:val="left"/>
+      <w:pPr>
+        <w:ind w:left="2880" w:hanging="360"/>
+      </w:pPr>
+      <w:rPr>
+        <w:rFonts w:ascii="Symbol" w:hAnsi="Symbol" w:hint="default"/>
+      </w:rPr>
+    </w:lvl>
+    <w:lvl w:ilvl="4" w:tplc="04090003" w:tentative="1">
+      <w:start w:val="1"/>
+      <w:numFmt w:val="bullet"/>
+      <w:lvlText w:val="o"/>
+      <w:lvlJc w:val="left"/>
+      <w:pPr>
+        <w:ind w:left="3600" w:hanging="360"/>
+      </w:pPr>
+      <w:rPr>
+        <w:rFonts w:ascii="Courier New" w:hAnsi="Courier New" w:hint="default"/>
+      </w:rPr>
+    </w:lvl>
+    <w:lvl w:ilvl="5" w:tplc="04090005" w:tentative="1">
+      <w:start w:val="1"/>
+      <w:numFmt w:val="bullet"/>
+      <w:lvlText w:val=""/>
+      <w:lvlJc w:val="left"/>
+      <w:pPr>
+        <w:ind w:left="4320" w:hanging="360"/>
+      </w:pPr>
+      <w:rPr>
+        <w:rFonts w:ascii="Wingdings" w:hAnsi="Wingdings" w:hint="default"/>
+      </w:rPr>
+    </w:lvl>
+    <w:lvl w:ilvl="6" w:tplc="04090001" w:tentative="1">
+      <w:start w:val="1"/>
+      <w:numFmt w:val="bullet"/>
+      <w:lvlText w:val=""/>
+      <w:lvlJc w:val="left"/>
+      <w:pPr>
+        <w:ind w:left="5040" w:hanging="360"/>
+      </w:pPr>
+      <w:rPr>
+        <w:rFonts w:ascii="Symbol" w:hAnsi="Symbol" w:hint="default"/>
+      </w:rPr>
+    </w:lvl>
+    <w:lvl w:ilvl="7" w:tplc="04090003" w:tentative="1">
+      <w:start w:val="1"/>
+      <w:numFmt w:val="bullet"/>
+      <w:lvlText w:val="o"/>
+      <w:lvlJc w:val="left"/>
+      <w:pPr>
+        <w:ind w:left="5760" w:hanging="360"/>
+      </w:pPr>
+      <w:rPr>
+        <w:rFonts w:ascii="Courier New" w:hAnsi="Courier New" w:hint="default"/>
+      </w:rPr>
+    </w:lvl>
+    <w:lvl w:ilvl="8" w:tplc="04090005" w:tentative="1">
+      <w:start w:val="1"/>
+      <w:numFmt w:val="bullet"/>
+      <w:lvlText w:val=""/>
+      <w:lvlJc w:val="left"/>
+      <w:pPr>
+        <w:ind w:left="6480" w:hanging="360"/>
+      </w:pPr>
+      <w:rPr>
+        <w:rFonts w:ascii="Wingdings" w:hAnsi="Wingdings" w:hint="default"/>
+      </w:rPr>
+    </w:lvl>
+  </w:abstractNum>
+  <w:abstractNum w:abstractNumId="4" w15:restartNumberingAfterBreak="0">
+    <w:nsid w:val="67C54F23"/>
+    <w:multiLevelType w:val="hybridMultilevel"/>
+    <w:tmpl w:val="5ADE6B32"/>
+    <w:lvl w:ilvl="0" w:tplc="04090001">
+      <w:start w:val="1"/>
+      <w:numFmt w:val="bullet"/>
+      <w:lvlText w:val=""/>
+      <w:lvlJc w:val="left"/>
+      <w:pPr>
+        <w:ind w:left="720" w:hanging="360"/>
+      </w:pPr>
+      <w:rPr>
+        <w:rFonts w:ascii="Symbol" w:hAnsi="Symbol" w:hint="default"/>
+      </w:rPr>
+    </w:lvl>
+    <w:lvl w:ilvl="1" w:tplc="04090003" w:tentative="1">
+      <w:start w:val="1"/>
+      <w:numFmt w:val="bullet"/>
+      <w:lvlText w:val="o"/>
+      <w:lvlJc w:val="left"/>
+      <w:pPr>
+        <w:ind w:left="1440" w:hanging="360"/>
+      </w:pPr>
+      <w:rPr>
+        <w:rFonts w:ascii="Courier New" w:hAnsi="Courier New" w:hint="default"/>
+      </w:rPr>
+    </w:lvl>
+    <w:lvl w:ilvl="2" w:tplc="04090005" w:tentative="1">
+      <w:start w:val="1"/>
+      <w:numFmt w:val="bullet"/>
+      <w:lvlText w:val=""/>
+      <w:lvlJc w:val="left"/>
+      <w:pPr>
+        <w:ind w:left="2160" w:hanging="360"/>
+      </w:pPr>
+      <w:rPr>
+        <w:rFonts w:ascii="Wingdings" w:hAnsi="Wingdings" w:hint="default"/>
+      </w:rPr>
+    </w:lvl>
+    <w:lvl w:ilvl="3" w:tplc="04090001" w:tentative="1">
+      <w:start w:val="1"/>
+      <w:numFmt w:val="bullet"/>
+      <w:lvlText w:val=""/>
+      <w:lvlJc w:val="left"/>
+      <w:pPr>
+        <w:ind w:left="2880" w:hanging="360"/>
+      </w:pPr>
+      <w:rPr>
+        <w:rFonts w:ascii="Symbol" w:hAnsi="Symbol" w:hint="default"/>
+      </w:rPr>
+    </w:lvl>
+    <w:lvl w:ilvl="4" w:tplc="04090003" w:tentative="1">
+      <w:start w:val="1"/>
+      <w:numFmt w:val="bullet"/>
+      <w:lvlText w:val="o"/>
+      <w:lvlJc w:val="left"/>
+      <w:pPr>
+        <w:ind w:left="3600" w:hanging="360"/>
+      </w:pPr>
+      <w:rPr>
+        <w:rFonts w:ascii="Courier New" w:hAnsi="Courier New" w:hint="default"/>
+      </w:rPr>
+    </w:lvl>
+    <w:lvl w:ilvl="5" w:tplc="04090005" w:tentative="1">
+      <w:start w:val="1"/>
+      <w:numFmt w:val="bullet"/>
+      <w:lvlText w:val=""/>
+      <w:lvlJc w:val="left"/>
+      <w:pPr>
+        <w:ind w:left="4320" w:hanging="360"/>
+      </w:pPr>
+      <w:rPr>
+        <w:rFonts w:ascii="Wingdings" w:hAnsi="Wingdings" w:hint="default"/>
+      </w:rPr>
+    </w:lvl>
+    <w:lvl w:ilvl="6" w:tplc="04090001" w:tentative="1">
+      <w:start w:val="1"/>
+      <w:numFmt w:val="bullet"/>
+      <w:lvlText w:val=""/>
+      <w:lvlJc w:val="left"/>
+      <w:pPr>
+        <w:ind w:left="5040" w:hanging="360"/>
+      </w:pPr>
+      <w:rPr>
+        <w:rFonts w:ascii="Symbol" w:hAnsi="Symbol" w:hint="default"/>
+      </w:rPr>
+    </w:lvl>
+    <w:lvl w:ilvl="7" w:tplc="04090003" w:tentative="1">
+      <w:start w:val="1"/>
+      <w:numFmt w:val="bullet"/>
+      <w:lvlText w:val="o"/>
+      <w:lvlJc w:val="left"/>
+      <w:pPr>
+        <w:ind w:left="5760" w:hanging="360"/>
+      </w:pPr>
+      <w:rPr>
+        <w:rFonts w:ascii="Courier New" w:hAnsi="Courier New" w:hint="default"/>
+      </w:rPr>
+    </w:lvl>
+    <w:lvl w:ilvl="8" w:tplc="04090005" w:tentative="1">
+      <w:start w:val="1"/>
+      <w:numFmt w:val="bullet"/>
+      <w:lvlText w:val=""/>
+      <w:lvlJc w:val="left"/>
+      <w:pPr>
+        <w:ind w:left="6480" w:hanging="360"/>
+      </w:pPr>
+      <w:rPr>
+        <w:rFonts w:ascii="Wingdings" w:hAnsi="Wingdings" w:hint="default"/>
+      </w:rPr>
+    </w:lvl>
+  </w:abstractNum>
+  <w:num w:numId="1" w16cid:durableId="1416318753">
+    <w:abstractNumId w:val="4"/>
+  </w:num>
+  <w:num w:numId="2" w16cid:durableId="1163856323">
+    <w:abstractNumId w:val="2"/>
+  </w:num>
+  <w:num w:numId="3" w16cid:durableId="1167793435">
+    <w:abstractNumId w:val="1"/>
+  </w:num>
+  <w:num w:numId="4" w16cid:durableId="245303751">
+    <w:abstractNumId w:val="3"/>
+  </w:num>
+  <w:num w:numId="5" w16cid:durableId="1642690946">
+    <w:abstractNumId w:val="0"/>
+  </w:num>
+</w:numbering>
 </file>
 
 <file path=word/styles.xml><?xml version="1.0" encoding="utf-8"?>
